--- a/Supportlytics Documentation.docx
+++ b/Supportlytics Documentation.docx
@@ -5,9 +5,6 @@
     <w:p>
       <w:pPr>
         <w:jc w:val="center"/>
-        <w:rPr>
-          <w:rFonts w:hint="eastAsia"/>
-        </w:rPr>
       </w:pPr>
       <w:r>
         <w:rPr>
@@ -53,9 +50,6 @@
     <w:p>
       <w:pPr>
         <w:jc w:val="center"/>
-        <w:rPr>
-          <w:rFonts w:hint="eastAsia"/>
-        </w:rPr>
       </w:pPr>
       <w:r>
         <w:rPr>
@@ -69,9 +63,6 @@
     <w:p>
       <w:pPr>
         <w:jc w:val="center"/>
-        <w:rPr>
-          <w:rFonts w:hint="eastAsia"/>
-        </w:rPr>
       </w:pPr>
       <w:r>
         <w:rPr>
@@ -103,9 +94,6 @@
     <w:p>
       <w:pPr>
         <w:jc w:val="center"/>
-        <w:rPr>
-          <w:rFonts w:hint="eastAsia"/>
-        </w:rPr>
       </w:pPr>
       <w:r>
         <w:rPr>
@@ -115,13 +103,7 @@
         <w:t>Milestone Documentation – Modules 1 to 4</w:t>
       </w:r>
     </w:p>
-    <w:p>
-      <w:pPr>
-        <w:rPr>
-          <w:rFonts w:hint="eastAsia"/>
-        </w:rPr>
-      </w:pPr>
-    </w:p>
+    <w:p/>
     <w:tbl>
       <w:tblPr>
         <w:tblStyle w:val="TableGrid"/>
@@ -144,11 +126,6 @@
             <w:vAlign w:val="center"/>
           </w:tcPr>
           <w:p>
-            <w:pPr>
-              <w:rPr>
-                <w:rFonts w:hint="eastAsia"/>
-              </w:rPr>
-            </w:pPr>
             <w:r>
               <w:rPr>
                 <w:rFonts w:ascii="Aptos" w:hAnsi="Aptos"/>
@@ -167,11 +144,6 @@
             <w:vAlign w:val="center"/>
           </w:tcPr>
           <w:p>
-            <w:pPr>
-              <w:rPr>
-                <w:rFonts w:hint="eastAsia"/>
-              </w:rPr>
-            </w:pPr>
             <w:proofErr w:type="spellStart"/>
             <w:r>
               <w:rPr>
@@ -205,11 +177,6 @@
             <w:vAlign w:val="center"/>
           </w:tcPr>
           <w:p>
-            <w:pPr>
-              <w:rPr>
-                <w:rFonts w:hint="eastAsia"/>
-              </w:rPr>
-            </w:pPr>
             <w:r>
               <w:rPr>
                 <w:rFonts w:ascii="Aptos" w:hAnsi="Aptos"/>
@@ -225,11 +192,6 @@
             <w:vAlign w:val="center"/>
           </w:tcPr>
           <w:p>
-            <w:pPr>
-              <w:rPr>
-                <w:rFonts w:hint="eastAsia"/>
-              </w:rPr>
-            </w:pPr>
             <w:r>
               <w:rPr>
                 <w:rFonts w:ascii="Aptos" w:hAnsi="Aptos"/>
@@ -251,11 +213,6 @@
             <w:vAlign w:val="center"/>
           </w:tcPr>
           <w:p>
-            <w:pPr>
-              <w:rPr>
-                <w:rFonts w:hint="eastAsia"/>
-              </w:rPr>
-            </w:pPr>
             <w:r>
               <w:rPr>
                 <w:rFonts w:ascii="Aptos" w:hAnsi="Aptos"/>
@@ -272,11 +229,6 @@
             <w:vAlign w:val="center"/>
           </w:tcPr>
           <w:p>
-            <w:pPr>
-              <w:rPr>
-                <w:rFonts w:hint="eastAsia"/>
-              </w:rPr>
-            </w:pPr>
             <w:r>
               <w:rPr>
                 <w:rFonts w:ascii="Aptos" w:hAnsi="Aptos"/>
@@ -297,11 +249,6 @@
             <w:vAlign w:val="center"/>
           </w:tcPr>
           <w:p>
-            <w:pPr>
-              <w:rPr>
-                <w:rFonts w:hint="eastAsia"/>
-              </w:rPr>
-            </w:pPr>
             <w:r>
               <w:rPr>
                 <w:rFonts w:ascii="Aptos" w:hAnsi="Aptos"/>
@@ -317,11 +264,6 @@
             <w:vAlign w:val="center"/>
           </w:tcPr>
           <w:p>
-            <w:pPr>
-              <w:rPr>
-                <w:rFonts w:hint="eastAsia"/>
-              </w:rPr>
-            </w:pPr>
             <w:r>
               <w:rPr>
                 <w:rFonts w:ascii="Aptos" w:hAnsi="Aptos"/>
@@ -343,11 +285,6 @@
             <w:vAlign w:val="center"/>
           </w:tcPr>
           <w:p>
-            <w:pPr>
-              <w:rPr>
-                <w:rFonts w:hint="eastAsia"/>
-              </w:rPr>
-            </w:pPr>
             <w:r>
               <w:rPr>
                 <w:rFonts w:ascii="Aptos" w:hAnsi="Aptos"/>
@@ -364,11 +301,6 @@
             <w:vAlign w:val="center"/>
           </w:tcPr>
           <w:p>
-            <w:pPr>
-              <w:rPr>
-                <w:rFonts w:hint="eastAsia"/>
-              </w:rPr>
-            </w:pPr>
             <w:r>
               <w:rPr>
                 <w:rFonts w:ascii="Aptos" w:hAnsi="Aptos"/>
@@ -398,11 +330,6 @@
             <w:vAlign w:val="center"/>
           </w:tcPr>
           <w:p>
-            <w:pPr>
-              <w:rPr>
-                <w:rFonts w:hint="eastAsia"/>
-              </w:rPr>
-            </w:pPr>
             <w:r>
               <w:rPr>
                 <w:rFonts w:ascii="Aptos" w:hAnsi="Aptos"/>
@@ -418,11 +345,6 @@
             <w:vAlign w:val="center"/>
           </w:tcPr>
           <w:p>
-            <w:pPr>
-              <w:rPr>
-                <w:rFonts w:hint="eastAsia"/>
-              </w:rPr>
-            </w:pPr>
             <w:r>
               <w:rPr>
                 <w:rFonts w:ascii="Aptos" w:hAnsi="Aptos"/>
@@ -435,11 +357,6 @@
       </w:tr>
     </w:tbl>
     <w:p>
-      <w:pPr>
-        <w:rPr>
-          <w:rFonts w:hint="eastAsia"/>
-        </w:rPr>
-      </w:pPr>
       <w:r>
         <w:br w:type="page"/>
       </w:r>
@@ -456,8 +373,6 @@
           <w:sz w:val="28"/>
         </w:rPr>
       </w:pPr>
-      <w:bookmarkStart w:id="0" w:name="_GoBack"/>
-      <w:bookmarkEnd w:id="0"/>
       <w:proofErr w:type="spellStart"/>
       <w:r>
         <w:rPr>
@@ -7107,13 +7022,7 @@
         <w:spacing w:after="100" w:line="259" w:lineRule="auto"/>
       </w:pPr>
       <w:r>
-        <w:t>This docu</w:t>
-      </w:r>
-      <w:r>
-        <w:t>ment consolidates the Week 5–6 and Week 7–8 implementation documentation into one project artifact suitable for version control and GitHub project documentation. It follows the Supportlytics module structure and is aligned with the implemented analytical c</w:t>
-      </w:r>
-      <w:r>
-        <w:t>ode and Power BI reporting layer.</w:t>
+        <w:t>This document consolidates the Week 5–6 and Week 7–8 implementation documentation into one project artifact suitable for version control and GitHub project documentation. It follows the Supportlytics module structure and is aligned with the implemented analytical code and Power BI reporting layer.</w:t>
       </w:r>
     </w:p>
     <w:p>
@@ -7218,14 +7127,22 @@
                 <w:rFonts w:ascii="Aptos" w:hAnsi="Aptos"/>
                 <w:sz w:val="16"/>
               </w:rPr>
-              <w:t xml:space="preserve">Module 5 </w:t>
-            </w:r>
+              <w:t>Module 5 – Performance Trend Analysis</w:t>
+            </w:r>
+          </w:p>
+        </w:tc>
+        <w:tc>
+          <w:tcPr>
+            <w:tcW w:w="3389" w:type="dxa"/>
+            <w:vAlign w:val="center"/>
+          </w:tcPr>
+          <w:p>
             <w:r>
               <w:rPr>
                 <w:rFonts w:ascii="Aptos" w:hAnsi="Aptos"/>
                 <w:sz w:val="16"/>
               </w:rPr>
-              <w:t>– Performance Trend Analysis</w:t>
+              <w:t>Measure operational resolution performance and identify priority/backlog areas.</w:t>
             </w:r>
           </w:p>
         </w:tc>
@@ -7240,29 +7157,7 @@
                 <w:rFonts w:ascii="Aptos" w:hAnsi="Aptos"/>
                 <w:sz w:val="16"/>
               </w:rPr>
-              <w:t>Measure operational resolution performance and identify priority/backlog areas.</w:t>
-            </w:r>
-          </w:p>
-        </w:tc>
-        <w:tc>
-          <w:tcPr>
-            <w:tcW w:w="3389" w:type="dxa"/>
-            <w:vAlign w:val="center"/>
-          </w:tcPr>
-          <w:p>
-            <w:r>
-              <w:rPr>
-                <w:rFonts w:ascii="Aptos" w:hAnsi="Aptos"/>
-                <w:sz w:val="16"/>
-              </w:rPr>
-              <w:t>Analyze average resolution times by priority and type; determine which regions or teams handle tickets fastest; identify high-priority unresolved i</w:t>
-            </w:r>
-            <w:r>
-              <w:rPr>
-                <w:rFonts w:ascii="Aptos" w:hAnsi="Aptos"/>
-                <w:sz w:val="16"/>
-              </w:rPr>
-              <w:t>ssues.</w:t>
+              <w:t>Analyze average resolution times by priority and type; determine which regions or teams handle tickets fastest; identify high-priority unresolved issues.</w:t>
             </w:r>
           </w:p>
         </w:tc>
@@ -7315,14 +7210,7 @@
                 <w:rFonts w:ascii="Aptos" w:hAnsi="Aptos"/>
                 <w:sz w:val="16"/>
               </w:rPr>
-              <w:t>Create heatmaps of ticket concentration by region; map issue categories geographically using lat</w:t>
-            </w:r>
-            <w:r>
-              <w:rPr>
-                <w:rFonts w:ascii="Aptos" w:hAnsi="Aptos"/>
-                <w:sz w:val="16"/>
-              </w:rPr>
-              <w:t>itude/longitude or documented regional coordinates; evaluate cluster size versus performance score; prepare performance and comparative visualizations.</w:t>
+              <w:t>Create heatmaps of ticket concentration by region; map issue categories geographically using latitude/longitude or documented regional coordinates; evaluate cluster size versus performance score; prepare performance and comparative visualizations.</w:t>
             </w:r>
           </w:p>
         </w:tc>
@@ -7341,10 +7229,7 @@
         <w:spacing w:after="100" w:line="259" w:lineRule="auto"/>
       </w:pPr>
       <w:r>
-        <w:t>Milestone 4 converts the analytical work into a management-facing reporting layer</w:t>
-      </w:r>
-      <w:r>
-        <w:t xml:space="preserve"> and formal project documentation package.</w:t>
+        <w:t>Milestone 4 converts the analytical work into a management-facing reporting layer and formal project documentation package.</w:t>
       </w:r>
     </w:p>
     <w:tbl>
@@ -7463,14 +7348,7 @@
                 <w:rFonts w:ascii="Aptos" w:hAnsi="Aptos"/>
                 <w:sz w:val="16"/>
               </w:rPr>
-              <w:t>Combine visual insights into an interactive Power BI or Streamli</w:t>
-            </w:r>
-            <w:r>
-              <w:rPr>
-                <w:rFonts w:ascii="Aptos" w:hAnsi="Aptos"/>
-                <w:sz w:val="16"/>
-              </w:rPr>
-              <w:t>t dashboard; organize visualizations around Average Resolution Time, Most Frequent Categories, Cluster Similarity Index and Top Performing Regions.</w:t>
+              <w:t>Combine visual insights into an interactive Power BI or Streamlit dashboard; organize visualizations around Average Resolution Time, Most Frequent Categories, Cluster Similarity Index and Top Performing Regions.</w:t>
             </w:r>
           </w:p>
         </w:tc>
@@ -7507,29 +7385,22 @@
                 <w:rFonts w:ascii="Aptos" w:hAnsi="Aptos"/>
                 <w:sz w:val="16"/>
               </w:rPr>
-              <w:t>Finalize project communication, handover and version-controlled d</w:t>
-            </w:r>
+              <w:t>Finalize project communication, handover and version-controlled deliverables.</w:t>
+            </w:r>
+          </w:p>
+        </w:tc>
+        <w:tc>
+          <w:tcPr>
+            <w:tcW w:w="3389" w:type="dxa"/>
+            <w:shd w:val="clear" w:color="auto" w:fill="F7FAFD"/>
+            <w:vAlign w:val="center"/>
+          </w:tcPr>
+          <w:p>
             <w:r>
               <w:rPr>
                 <w:rFonts w:ascii="Aptos" w:hAnsi="Aptos"/>
                 <w:sz w:val="16"/>
               </w:rPr>
-              <w:t>eliverables.</w:t>
-            </w:r>
-          </w:p>
-        </w:tc>
-        <w:tc>
-          <w:tcPr>
-            <w:tcW w:w="3389" w:type="dxa"/>
-            <w:shd w:val="clear" w:color="auto" w:fill="F7FAFD"/>
-            <w:vAlign w:val="center"/>
-          </w:tcPr>
-          <w:p>
-            <w:r>
-              <w:rPr>
-                <w:rFonts w:ascii="Aptos" w:hAnsi="Aptos"/>
-                <w:sz w:val="16"/>
-              </w:rPr>
               <w:t>Finalize project report (PDF/README); prepare presentation slides highlighting insights and recommendations; upload code, visuals and report to GitHub.</w:t>
             </w:r>
           </w:p>
@@ -7572,10 +7443,7 @@
         <w:spacing w:after="100" w:line="259" w:lineRule="auto"/>
       </w:pPr>
       <w:r>
-        <w:t>The objective</w:t>
-      </w:r>
-      <w:r>
-        <w:t xml:space="preserve"> of Module 5 is to analyze operational performance across priority, ticket type, region and team. The module extends the KPI framework established in earlier milestones by focusing on resolution speed and unresolved high-priority workload.</w:t>
+        <w:t>The objective of Module 5 is to analyze operational performance across priority, ticket type, region and team. The module extends the KPI framework established in earlier milestones by focusing on resolution speed and unresolved high-priority workload.</w:t>
       </w:r>
     </w:p>
     <w:p>
@@ -7626,10 +7494,7 @@
         <w:spacing w:after="100" w:line="259" w:lineRule="auto"/>
       </w:pPr>
       <w:r>
-        <w:t>Average resolution time is grouped by priority and the busin</w:t>
-      </w:r>
-      <w:r>
-        <w:t>ess Type classification established earlier in the project. The analysis uses the resolution_time_hours field and supports comparison across Request, Problem and Incident categories.</w:t>
+        <w:t>Average resolution time is grouped by priority and the business Type classification established earlier in the project. The analysis uses the resolution_time_hours field and supports comparison across Request, Problem and Incident categories.</w:t>
       </w:r>
     </w:p>
     <w:p>
@@ -7647,10 +7512,7 @@
         <w:spacing w:after="40"/>
       </w:pPr>
       <w:r>
-        <w:t>Group resolution_time_hours by T</w:t>
-      </w:r>
-      <w:r>
-        <w:t>ype.</w:t>
+        <w:t>Group resolution_time_hours by Type.</w:t>
       </w:r>
     </w:p>
     <w:p>
@@ -7684,10 +7546,7 @@
         <w:spacing w:after="100" w:line="259" w:lineRule="auto"/>
       </w:pPr>
       <w:r>
-        <w:t>Regional and team-level resolution analysis is used to compare operational ha</w:t>
-      </w:r>
-      <w:r>
-        <w:t>ndling speed. Team classification is derived from the business-informed cluster structure so that team-level performance remains aligned with the project's issue taxonomy.</w:t>
+        <w:t>Regional and team-level resolution analysis is used to compare operational handling speed. Team classification is derived from the business-informed cluster structure so that team-level performance remains aligned with the project's issue taxonomy.</w:t>
       </w:r>
     </w:p>
     <w:p>
@@ -7705,10 +7564,7 @@
         <w:spacing w:after="40"/>
       </w:pPr>
       <w:r>
-        <w:t>Calculate average resolution time by Te</w:t>
-      </w:r>
-      <w:r>
-        <w:t>am.</w:t>
+        <w:t>Calculate average resolution time by Team.</w:t>
       </w:r>
     </w:p>
     <w:p>
@@ -7742,10 +7598,7 @@
         <w:spacing w:after="100" w:line="259" w:lineRule="auto"/>
       </w:pPr>
       <w:r>
-        <w:t>The unresolved high-priority analysis isolates tickets where priority is High or Urgent and the ticket is</w:t>
-      </w:r>
-      <w:r>
-        <w:t xml:space="preserve"> not in a fully resolved state. This creates a focused backlog-risk view for operational management.</w:t>
+        <w:t>The unresolved high-priority analysis isolates tickets where priority is High or Urgent and the ticket is not in a fully resolved state. This creates a focused backlog-risk view for operational management.</w:t>
       </w:r>
     </w:p>
     <w:p>
@@ -7772,10 +7625,7 @@
         <w:spacing w:after="40"/>
       </w:pPr>
       <w:r>
-        <w:t>Group the remaining tickets by status for opera</w:t>
-      </w:r>
-      <w:r>
-        <w:t>tional review.</w:t>
+        <w:t>Group the remaining tickets by status for operational review.</w:t>
       </w:r>
     </w:p>
     <w:p>
@@ -7844,7 +7694,7 @@
                 <w:sz w:val="16"/>
               </w:rPr>
               <w:br/>
-              <w:t xml:space="preserve">    df.groupby(["priority", "Type"])["resoluti</w:t>
+              <w:t xml:space="preserve">    df.groupby(["priority", "Type"])["resolution_time_hours"]</w:t>
             </w:r>
             <w:r>
               <w:rPr>
@@ -7853,7 +7703,8 @@
                 <w:color w:val="FFFFFF"/>
                 <w:sz w:val="16"/>
               </w:rPr>
-              <w:t>on_time_hours"]</w:t>
+              <w:br/>
+              <w:t xml:space="preserve">      .mean()</w:t>
             </w:r>
             <w:r>
               <w:rPr>
@@ -7863,7 +7714,7 @@
                 <w:sz w:val="16"/>
               </w:rPr>
               <w:br/>
-              <w:t xml:space="preserve">      .mean()</w:t>
+              <w:t xml:space="preserve">      .reset_index()</w:t>
             </w:r>
             <w:r>
               <w:rPr>
@@ -7873,7 +7724,7 @@
                 <w:sz w:val="16"/>
               </w:rPr>
               <w:br/>
-              <w:t xml:space="preserve">      .reset_index()</w:t>
+              <w:t>)</w:t>
             </w:r>
             <w:r>
               <w:rPr>
@@ -7883,7 +7734,6 @@
                 <w:sz w:val="16"/>
               </w:rPr>
               <w:br/>
-              <w:t>)</w:t>
             </w:r>
             <w:r>
               <w:rPr>
@@ -7893,6 +7743,7 @@
                 <w:sz w:val="16"/>
               </w:rPr>
               <w:br/>
+              <w:t># High-priority unresolved tickets</w:t>
             </w:r>
             <w:r>
               <w:rPr>
@@ -7902,7 +7753,7 @@
                 <w:sz w:val="16"/>
               </w:rPr>
               <w:br/>
-              <w:t># High-priority unresolved tickets</w:t>
+              <w:t>high_priority_unresolved = df[</w:t>
             </w:r>
             <w:r>
               <w:rPr>
@@ -7912,7 +7763,7 @@
                 <w:sz w:val="16"/>
               </w:rPr>
               <w:br/>
-              <w:t>high_priority_unresolved = df[</w:t>
+              <w:t xml:space="preserve">    df["priority"].isin(["High", "Urgent"]) &amp;</w:t>
             </w:r>
             <w:r>
               <w:rPr>
@@ -7922,7 +7773,7 @@
                 <w:sz w:val="16"/>
               </w:rPr>
               <w:br/>
-              <w:t xml:space="preserve">    df["priority"].isin(["High", "Urgent"]) &amp;</w:t>
+              <w:t xml:space="preserve">    ~df["status"].isin(["Closed", "Resolved"])</w:t>
             </w:r>
             <w:r>
               <w:rPr>
@@ -7932,16 +7783,6 @@
                 <w:sz w:val="16"/>
               </w:rPr>
               <w:br/>
-              <w:t xml:space="preserve">    ~df["status"].isin(["Closed", "Resolved"])</w:t>
-            </w:r>
-            <w:r>
-              <w:rPr>
-                <w:rFonts w:ascii="Aptos" w:hAnsi="Aptos"/>
-                <w:b/>
-                <w:color w:val="FFFFFF"/>
-                <w:sz w:val="16"/>
-              </w:rPr>
-              <w:br/>
               <w:t>]</w:t>
             </w:r>
           </w:p>
@@ -7962,10 +7803,7 @@
         <w:spacing w:after="40"/>
       </w:pPr>
       <w:r>
-        <w:t>Performance me</w:t>
-      </w:r>
-      <w:r>
-        <w:t>trics summary.</w:t>
+        <w:t>Performance metrics summary.</w:t>
       </w:r>
     </w:p>
     <w:p>
@@ -8032,10 +7870,7 @@
         <w:spacing w:before="140" w:after="80"/>
       </w:pPr>
       <w:r>
-        <w:t xml:space="preserve">6.1 </w:t>
-      </w:r>
-      <w:r>
-        <w:t>Objective</w:t>
+        <w:t>6.1 Objective</w:t>
       </w:r>
     </w:p>
     <w:p>
@@ -8051,10 +7886,7 @@
         <w:spacing w:before="140" w:after="80"/>
       </w:pPr>
       <w:r>
-        <w:t>6.2 Requir</w:t>
-      </w:r>
-      <w:r>
-        <w:t>ements</w:t>
+        <w:t>6.2 Requirements</w:t>
       </w:r>
     </w:p>
     <w:p>
@@ -8098,10 +7930,7 @@
         <w:spacing w:before="140" w:after="80"/>
       </w:pPr>
       <w:r>
-        <w:t>6.3 Tick</w:t>
-      </w:r>
-      <w:r>
-        <w:t>et Concentration by Region</w:t>
+        <w:t>6.3 Ticket Concentration by Region</w:t>
       </w:r>
     </w:p>
     <w:p>
@@ -8118,10 +7947,7 @@
         <w:spacing w:after="40"/>
       </w:pPr>
       <w:r>
-        <w:t>Group tickets by</w:t>
-      </w:r>
-      <w:r>
-        <w:t xml:space="preserve"> region and category.</w:t>
+        <w:t>Group tickets by region and category.</w:t>
       </w:r>
     </w:p>
     <w:p>
@@ -8164,13 +7990,7 @@
         <w:spacing w:after="100" w:line="259" w:lineRule="auto"/>
       </w:pPr>
       <w:r>
-        <w:t xml:space="preserve">The source dataset does not contain </w:t>
-      </w:r>
-      <w:r>
-        <w:t>customer-level latitude and longitude. The implemented geographic visualization therefore uses documented regional geographic centroids to provide a consistent geographic reference for the six region values. This is a regional representation and should not</w:t>
-      </w:r>
-      <w:r>
-        <w:t xml:space="preserve"> be interpreted as customer-level geolocation.</w:t>
+        <w:t>The source dataset does not contain customer-level latitude and longitude. The implemented geographic visualization therefore uses documented regional geographic centroids to provide a consistent geographic reference for the six region values. This is a regional representation and should not be interpreted as customer-level geolocation.</w:t>
       </w:r>
     </w:p>
     <w:p>
@@ -8206,10 +8026,7 @@
         <w:spacing w:after="40"/>
       </w:pPr>
       <w:r>
-        <w:t>Add controlled ji</w:t>
-      </w:r>
-      <w:r>
-        <w:t>tter to sampled points when necessary to improve map readability.</w:t>
+        <w:t>Add controlled jitter to sampled points when necessary to improve map readability.</w:t>
       </w:r>
     </w:p>
     <w:p>
@@ -8234,10 +8051,7 @@
         <w:spacing w:after="100" w:line="259" w:lineRule="auto"/>
       </w:pPr>
       <w:r>
-        <w:t>Module 6 evaluates whether issue-cluster size is associated with operational performance. Perfor</w:t>
-      </w:r>
-      <w:r>
-        <w:t>mance_Score is constructed from normalized resolution speed, customer satisfaction and SLA compliance.</w:t>
+        <w:t>Module 6 evaluates whether issue-cluster size is associated with operational performance. Performance_Score is constructed from normalized resolution speed, customer satisfaction and SLA compliance.</w:t>
       </w:r>
     </w:p>
     <w:p>
@@ -8265,10 +8079,7 @@
       </w:pPr>
       <w:r>
         <w:lastRenderedPageBreak/>
-        <w:t>Convert SLA compliance into a binary perf</w:t>
-      </w:r>
-      <w:r>
-        <w:t>ormance component.</w:t>
+        <w:t>Convert SLA compliance into a binary performance component.</w:t>
       </w:r>
     </w:p>
     <w:p>
@@ -8303,10 +8114,7 @@
         <w:spacing w:before="140" w:after="80"/>
       </w:pPr>
       <w:r>
-        <w:t xml:space="preserve">6.6 Analytical </w:t>
-      </w:r>
-      <w:r>
-        <w:t>Implementation Reference</w:t>
+        <w:t>6.6 Analytical Implementation Reference</w:t>
       </w:r>
     </w:p>
     <w:tbl>
@@ -8416,7 +8224,7 @@
                 <w:sz w:val="16"/>
               </w:rPr>
               <w:br/>
-              <w:t>df["approx_longitude"] = df["</w:t>
+              <w:t>df["approx_longitude"] = df["region"].map(</w:t>
             </w:r>
             <w:r>
               <w:rPr>
@@ -8425,7 +8233,8 @@
                 <w:color w:val="FFFFFF"/>
                 <w:sz w:val="16"/>
               </w:rPr>
-              <w:t>region"].map(</w:t>
+              <w:br/>
+              <w:t xml:space="preserve">    lambda x: region_centroids.get(x, (np.nan, np.nan))[1]</w:t>
             </w:r>
             <w:r>
               <w:rPr>
@@ -8435,7 +8244,7 @@
                 <w:sz w:val="16"/>
               </w:rPr>
               <w:br/>
-              <w:t xml:space="preserve">    lambda x: region_centroids.get(x, (np.nan, np.nan))[1]</w:t>
+              <w:t>)</w:t>
             </w:r>
             <w:r>
               <w:rPr>
@@ -8445,7 +8254,6 @@
                 <w:sz w:val="16"/>
               </w:rPr>
               <w:br/>
-              <w:t>)</w:t>
             </w:r>
             <w:r>
               <w:rPr>
@@ -8455,6 +8263,7 @@
                 <w:sz w:val="16"/>
               </w:rPr>
               <w:br/>
+              <w:t># Composite performance score</w:t>
             </w:r>
             <w:r>
               <w:rPr>
@@ -8464,7 +8273,7 @@
                 <w:sz w:val="16"/>
               </w:rPr>
               <w:br/>
-              <w:t># Composite performance score</w:t>
+              <w:t>speed_score = 100 * (</w:t>
             </w:r>
             <w:r>
               <w:rPr>
@@ -8474,7 +8283,7 @@
                 <w:sz w:val="16"/>
               </w:rPr>
               <w:br/>
-              <w:t>speed_score = 100 * (</w:t>
+              <w:t xml:space="preserve">    1 - (df["resolution_time_hours"] - res_min) /</w:t>
             </w:r>
             <w:r>
               <w:rPr>
@@ -8484,7 +8293,7 @@
                 <w:sz w:val="16"/>
               </w:rPr>
               <w:br/>
-              <w:t xml:space="preserve">    1 - (df["resolution_time_hours"] - res_min) /</w:t>
+              <w:t xml:space="preserve">        (res_max - res_min)</w:t>
             </w:r>
             <w:r>
               <w:rPr>
@@ -8494,7 +8303,7 @@
                 <w:sz w:val="16"/>
               </w:rPr>
               <w:br/>
-              <w:t xml:space="preserve">        (res_max - res_min)</w:t>
+              <w:t>)</w:t>
             </w:r>
             <w:r>
               <w:rPr>
@@ -8504,7 +8313,7 @@
                 <w:sz w:val="16"/>
               </w:rPr>
               <w:br/>
-              <w:t>)</w:t>
+              <w:t>satisfaction_score = (</w:t>
             </w:r>
             <w:r>
               <w:rPr>
@@ -8514,7 +8323,7 @@
                 <w:sz w:val="16"/>
               </w:rPr>
               <w:br/>
-              <w:t>satisfaction_score = (</w:t>
+              <w:t xml:space="preserve">    (df["customer_satisfaction_score"] - 1) / 4 * 100</w:t>
             </w:r>
             <w:r>
               <w:rPr>
@@ -8524,7 +8333,7 @@
                 <w:sz w:val="16"/>
               </w:rPr>
               <w:br/>
-              <w:t xml:space="preserve">    (df["customer_satisfa</w:t>
+              <w:t>)</w:t>
             </w:r>
             <w:r>
               <w:rPr>
@@ -8533,7 +8342,8 @@
                 <w:color w:val="FFFFFF"/>
                 <w:sz w:val="16"/>
               </w:rPr>
-              <w:t>ction_score"] - 1) / 4 * 100</w:t>
+              <w:br/>
+              <w:t>sla_score = np.where(df["sla_breached"] == "No", 100, 0)</w:t>
             </w:r>
             <w:r>
               <w:rPr>
@@ -8543,7 +8353,6 @@
                 <w:sz w:val="16"/>
               </w:rPr>
               <w:br/>
-              <w:t>)</w:t>
             </w:r>
             <w:r>
               <w:rPr>
@@ -8553,7 +8362,7 @@
                 <w:sz w:val="16"/>
               </w:rPr>
               <w:br/>
-              <w:t>sla_score = np.where(df["sla_breached"] == "No", 100, 0)</w:t>
+              <w:t>df["Performance_Score"] = (</w:t>
             </w:r>
             <w:r>
               <w:rPr>
@@ -8563,6 +8372,7 @@
                 <w:sz w:val="16"/>
               </w:rPr>
               <w:br/>
+              <w:t xml:space="preserve">    speed_score * 0.4 +</w:t>
             </w:r>
             <w:r>
               <w:rPr>
@@ -8572,7 +8382,7 @@
                 <w:sz w:val="16"/>
               </w:rPr>
               <w:br/>
-              <w:t>df["Performance_Score"] = (</w:t>
+              <w:t xml:space="preserve">    satisfaction_score * 0.4 +</w:t>
             </w:r>
             <w:r>
               <w:rPr>
@@ -8582,7 +8392,7 @@
                 <w:sz w:val="16"/>
               </w:rPr>
               <w:br/>
-              <w:t xml:space="preserve">    speed_score * 0.4 +</w:t>
+              <w:t xml:space="preserve">    sla_score * 0.2</w:t>
             </w:r>
             <w:r>
               <w:rPr>
@@ -8592,26 +8402,6 @@
                 <w:sz w:val="16"/>
               </w:rPr>
               <w:br/>
-              <w:t xml:space="preserve">    satisfaction_score * 0.4 +</w:t>
-            </w:r>
-            <w:r>
-              <w:rPr>
-                <w:rFonts w:ascii="Aptos" w:hAnsi="Aptos"/>
-                <w:b/>
-                <w:color w:val="FFFFFF"/>
-                <w:sz w:val="16"/>
-              </w:rPr>
-              <w:br/>
-              <w:t xml:space="preserve">    sla_score * 0.2</w:t>
-            </w:r>
-            <w:r>
-              <w:rPr>
-                <w:rFonts w:ascii="Aptos" w:hAnsi="Aptos"/>
-                <w:b/>
-                <w:color w:val="FFFFFF"/>
-                <w:sz w:val="16"/>
-              </w:rPr>
-              <w:br/>
               <w:t>).round(2)</w:t>
             </w:r>
           </w:p>
@@ -8632,10 +8422,7 @@
         <w:spacing w:after="40"/>
       </w:pPr>
       <w:r>
-        <w:t>Performance metrics summar</w:t>
-      </w:r>
-      <w:r>
-        <w:t>y.</w:t>
+        <w:t>Performance metrics summary.</w:t>
       </w:r>
     </w:p>
     <w:p>
@@ -8691,10 +8478,7 @@
     <w:p>
       <w:r>
         <w:lastRenderedPageBreak/>
-        <w:t>Module 7 — Dashboard / Report Preparat</w:t>
-      </w:r>
-      <w:r>
-        <w:t>ion</w:t>
+        <w:t>Module 7 — Dashboard / Report Preparation</w:t>
       </w:r>
     </w:p>
     <w:p>
@@ -8722,10 +8506,7 @@
         <w:spacing w:after="100" w:line="259" w:lineRule="auto"/>
       </w:pPr>
       <w:r>
-        <w:t xml:space="preserve">The objective of Module 7 is to consolidate the analytical work from Modules 1–6 into an interactive Power BI or Streamlit reporting experience. The dashboard is designed to move from executive-level KPI monitoring </w:t>
-      </w:r>
-      <w:r>
-        <w:t>to operational drill-down.</w:t>
+        <w:t>The objective of Module 7 is to consolidate the analytical work from Modules 1–6 into an interactive Power BI or Streamlit reporting experience. The dashboard is designed to move from executive-level KPI monitoring to operational drill-down.</w:t>
       </w:r>
     </w:p>
     <w:p>
@@ -8778,10 +8559,7 @@
         <w:spacing w:after="40"/>
       </w:pPr>
       <w:r>
-        <w:t xml:space="preserve">Include Cluster </w:t>
-      </w:r>
-      <w:r>
-        <w:t>Similarity Index.</w:t>
+        <w:t>Include Cluster Similarity Index.</w:t>
       </w:r>
     </w:p>
     <w:p>
@@ -8917,14 +8695,7 @@
                 <w:rFonts w:ascii="Aptos" w:hAnsi="Aptos"/>
                 <w:sz w:val="16"/>
               </w:rPr>
-              <w:t xml:space="preserve">Core KPIs, workload, category trends, region performance, priority/type mix, queue </w:t>
-            </w:r>
-            <w:r>
-              <w:rPr>
-                <w:rFonts w:ascii="Aptos" w:hAnsi="Aptos"/>
-                <w:sz w:val="16"/>
-              </w:rPr>
-              <w:t>volume and cluster frequency</w:t>
+              <w:t>Core KPIs, workload, category trends, region performance, priority/type mix, queue volume and cluster frequency</w:t>
             </w:r>
           </w:p>
         </w:tc>
@@ -9183,14 +8954,7 @@
                 <w:rFonts w:ascii="Aptos" w:hAnsi="Aptos"/>
                 <w:sz w:val="16"/>
               </w:rPr>
-              <w:t>Priority</w:t>
-            </w:r>
-            <w:r>
-              <w:rPr>
-                <w:rFonts w:ascii="Aptos" w:hAnsi="Aptos"/>
-                <w:sz w:val="16"/>
-              </w:rPr>
-              <w:t xml:space="preserve"> and Request/Problem/Incident analysis</w:t>
+              <w:t>Priority and Request/Problem/Incident analysis</w:t>
             </w:r>
           </w:p>
         </w:tc>
@@ -9269,10 +9033,7 @@
         <w:spacing w:after="40"/>
       </w:pPr>
       <w:r>
-        <w:t>Provide date-based filtering for period</w:t>
-      </w:r>
-      <w:r>
-        <w:t xml:space="preserve"> analysis.</w:t>
+        <w:t>Provide date-based filtering for period analysis.</w:t>
       </w:r>
     </w:p>
     <w:p>
@@ -9308,10 +9069,7 @@
         <w:spacing w:after="40"/>
       </w:pPr>
       <w:r>
-        <w:t>Separate executive monitoring from detailed diagno</w:t>
-      </w:r>
-      <w:r>
-        <w:t>stic analysis.</w:t>
+        <w:t>Separate executive monitoring from detailed diagnostic analysis.</w:t>
       </w:r>
     </w:p>
     <w:p>
@@ -9335,10 +9093,7 @@
         <w:spacing w:before="140" w:after="80"/>
       </w:pPr>
       <w:r>
-        <w:t>7</w:t>
-      </w:r>
-      <w:r>
-        <w:t>.6 Dashboard Validation Checklist</w:t>
+        <w:t>7.6 Dashboard Validation Checklist</w:t>
       </w:r>
     </w:p>
     <w:p>
@@ -9371,10 +9126,7 @@
         <w:spacing w:after="40"/>
       </w:pPr>
       <w:r>
-        <w:t>Validate Team and Queue mappings against the do</w:t>
-      </w:r>
-      <w:r>
-        <w:t>cumented business ownership.</w:t>
+        <w:t>Validate Team and Queue mappings against the documented business ownership.</w:t>
       </w:r>
     </w:p>
     <w:p>
@@ -9402,631 +9154,359 @@
       </w:r>
     </w:p>
     <w:p>
-      <w:r>
-        <w:br w:type="page"/>
-      </w:r>
-    </w:p>
-    <w:p>
+      <w:pPr>
+        <w:spacing w:after="40"/>
+      </w:pPr>
+      <w:r>
+        <w:drawing>
+          <wp:inline distT="0" distB="0" distL="0" distR="0" wp14:anchorId="058C2682" wp14:editId="04705466">
+            <wp:extent cx="6515100" cy="2689860"/>
+            <wp:effectExtent l="0" t="0" r="0" b="0"/>
+            <wp:docPr id="4" name="Picture 4"/>
+            <wp:cNvGraphicFramePr>
+              <a:graphicFrameLocks xmlns:a="http://schemas.openxmlformats.org/drawingml/2006/main" noChangeAspect="1"/>
+            </wp:cNvGraphicFramePr>
+            <a:graphic xmlns:a="http://schemas.openxmlformats.org/drawingml/2006/main">
+              <a:graphicData uri="http://schemas.openxmlformats.org/drawingml/2006/picture">
+                <pic:pic xmlns:pic="http://schemas.openxmlformats.org/drawingml/2006/picture">
+                  <pic:nvPicPr>
+                    <pic:cNvPr id="1" name=""/>
+                    <pic:cNvPicPr/>
+                  </pic:nvPicPr>
+                  <pic:blipFill>
+                    <a:blip r:embed="rId10"/>
+                    <a:stretch>
+                      <a:fillRect/>
+                    </a:stretch>
+                  </pic:blipFill>
+                  <pic:spPr>
+                    <a:xfrm>
+                      <a:off x="0" y="0"/>
+                      <a:ext cx="6515100" cy="2689860"/>
+                    </a:xfrm>
+                    <a:prstGeom prst="rect">
+                      <a:avLst/>
+                    </a:prstGeom>
+                  </pic:spPr>
+                </pic:pic>
+              </a:graphicData>
+            </a:graphic>
+          </wp:inline>
+        </w:drawing>
+      </w:r>
+      <w:r>
+        <w:drawing>
+          <wp:inline distT="0" distB="0" distL="0" distR="0" wp14:anchorId="43467B23" wp14:editId="271BE3FB">
+            <wp:extent cx="6515100" cy="3664585"/>
+            <wp:effectExtent l="0" t="0" r="0" b="0"/>
+            <wp:docPr id="5" name="Picture 5"/>
+            <wp:cNvGraphicFramePr>
+              <a:graphicFrameLocks xmlns:a="http://schemas.openxmlformats.org/drawingml/2006/main" noChangeAspect="1"/>
+            </wp:cNvGraphicFramePr>
+            <a:graphic xmlns:a="http://schemas.openxmlformats.org/drawingml/2006/main">
+              <a:graphicData uri="http://schemas.openxmlformats.org/drawingml/2006/picture">
+                <pic:pic xmlns:pic="http://schemas.openxmlformats.org/drawingml/2006/picture">
+                  <pic:nvPicPr>
+                    <pic:cNvPr id="1" name=""/>
+                    <pic:cNvPicPr/>
+                  </pic:nvPicPr>
+                  <pic:blipFill>
+                    <a:blip r:embed="rId11"/>
+                    <a:stretch>
+                      <a:fillRect/>
+                    </a:stretch>
+                  </pic:blipFill>
+                  <pic:spPr>
+                    <a:xfrm>
+                      <a:off x="0" y="0"/>
+                      <a:ext cx="6515100" cy="3664585"/>
+                    </a:xfrm>
+                    <a:prstGeom prst="rect">
+                      <a:avLst/>
+                    </a:prstGeom>
+                  </pic:spPr>
+                </pic:pic>
+              </a:graphicData>
+            </a:graphic>
+          </wp:inline>
+        </w:drawing>
+      </w:r>
+    </w:p>
+    <w:p>
+      <w:pPr>
+        <w:spacing w:after="40"/>
+      </w:pPr>
       <w:r>
         <w:lastRenderedPageBreak/>
-        <w:t xml:space="preserve">Module 8 — Documentation and </w:t>
-      </w:r>
-      <w:r>
-        <w:t>Presentation</w:t>
-      </w:r>
-    </w:p>
-    <w:p>
-      <w:pPr>
-        <w:spacing w:after="180"/>
-      </w:pPr>
-      <w:r>
-        <w:rPr>
-          <w:color w:val="667085"/>
-          <w:sz w:val="21"/>
-        </w:rPr>
-        <w:t>Milestone 4 • Week 7–8</w:t>
-      </w:r>
-    </w:p>
-    <w:p>
-      <w:pPr>
-        <w:spacing w:before="140" w:after="80"/>
-      </w:pPr>
-      <w:r>
-        <w:t>8.1 Objective</w:t>
-      </w:r>
-    </w:p>
-    <w:p>
-      <w:pPr>
-        <w:spacing w:after="100" w:line="259" w:lineRule="auto"/>
-      </w:pPr>
-      <w:r>
-        <w:t>The objective of Module 8 is to finalize the project as a professional, reproducible and version-controlled deliverable. Documentation should connect the business problem, analytical methodology, implementa</w:t>
-      </w:r>
-      <w:r>
-        <w:t>tion, dashboard and presentation into one traceable project package.</w:t>
-      </w:r>
-    </w:p>
-    <w:p>
-      <w:pPr>
-        <w:spacing w:before="140" w:after="80"/>
-      </w:pPr>
-      <w:r>
-        <w:t>8.2 Requirements</w:t>
-      </w:r>
-    </w:p>
-    <w:p>
-      <w:pPr>
-        <w:pStyle w:val="ListBullet"/>
+        <w:drawing>
+          <wp:inline distT="0" distB="0" distL="0" distR="0" wp14:anchorId="58B957A4" wp14:editId="691C8D09">
+            <wp:extent cx="6515100" cy="3664585"/>
+            <wp:effectExtent l="0" t="0" r="0" b="0"/>
+            <wp:docPr id="6" name="Picture 6"/>
+            <wp:cNvGraphicFramePr>
+              <a:graphicFrameLocks xmlns:a="http://schemas.openxmlformats.org/drawingml/2006/main" noChangeAspect="1"/>
+            </wp:cNvGraphicFramePr>
+            <a:graphic xmlns:a="http://schemas.openxmlformats.org/drawingml/2006/main">
+              <a:graphicData uri="http://schemas.openxmlformats.org/drawingml/2006/picture">
+                <pic:pic xmlns:pic="http://schemas.openxmlformats.org/drawingml/2006/picture">
+                  <pic:nvPicPr>
+                    <pic:cNvPr id="1" name=""/>
+                    <pic:cNvPicPr/>
+                  </pic:nvPicPr>
+                  <pic:blipFill>
+                    <a:blip r:embed="rId12"/>
+                    <a:stretch>
+                      <a:fillRect/>
+                    </a:stretch>
+                  </pic:blipFill>
+                  <pic:spPr>
+                    <a:xfrm>
+                      <a:off x="0" y="0"/>
+                      <a:ext cx="6515100" cy="3664585"/>
+                    </a:xfrm>
+                    <a:prstGeom prst="rect">
+                      <a:avLst/>
+                    </a:prstGeom>
+                  </pic:spPr>
+                </pic:pic>
+              </a:graphicData>
+            </a:graphic>
+          </wp:inline>
+        </w:drawing>
+      </w:r>
+    </w:p>
+    <w:p>
+      <w:pPr>
         <w:spacing w:after="40"/>
       </w:pPr>
       <w:r>
-        <w:t>Finalize project report in PDF and/or README format.</w:t>
-      </w:r>
-    </w:p>
-    <w:p>
-      <w:pPr>
-        <w:pStyle w:val="ListBullet"/>
+        <w:drawing>
+          <wp:inline distT="0" distB="0" distL="0" distR="0" wp14:anchorId="12585F67" wp14:editId="03D56356">
+            <wp:extent cx="6515100" cy="3664585"/>
+            <wp:effectExtent l="0" t="0" r="0" b="0"/>
+            <wp:docPr id="7" name="Picture 7"/>
+            <wp:cNvGraphicFramePr>
+              <a:graphicFrameLocks xmlns:a="http://schemas.openxmlformats.org/drawingml/2006/main" noChangeAspect="1"/>
+            </wp:cNvGraphicFramePr>
+            <a:graphic xmlns:a="http://schemas.openxmlformats.org/drawingml/2006/main">
+              <a:graphicData uri="http://schemas.openxmlformats.org/drawingml/2006/picture">
+                <pic:pic xmlns:pic="http://schemas.openxmlformats.org/drawingml/2006/picture">
+                  <pic:nvPicPr>
+                    <pic:cNvPr id="1" name=""/>
+                    <pic:cNvPicPr/>
+                  </pic:nvPicPr>
+                  <pic:blipFill>
+                    <a:blip r:embed="rId13"/>
+                    <a:stretch>
+                      <a:fillRect/>
+                    </a:stretch>
+                  </pic:blipFill>
+                  <pic:spPr>
+                    <a:xfrm>
+                      <a:off x="0" y="0"/>
+                      <a:ext cx="6515100" cy="3664585"/>
+                    </a:xfrm>
+                    <a:prstGeom prst="rect">
+                      <a:avLst/>
+                    </a:prstGeom>
+                  </pic:spPr>
+                </pic:pic>
+              </a:graphicData>
+            </a:graphic>
+          </wp:inline>
+        </w:drawing>
+      </w:r>
+    </w:p>
+    <w:p>
+      <w:pPr>
         <w:spacing w:after="40"/>
       </w:pPr>
       <w:r>
-        <w:t>Prepare presentation slides highlighting insights and recommendations.</w:t>
-      </w:r>
-    </w:p>
-    <w:p>
-      <w:pPr>
-        <w:pStyle w:val="ListBullet"/>
-        <w:spacing w:after="40"/>
-      </w:pPr>
-      <w:r>
-        <w:t>Upload code, visuals and report to GitHub.</w:t>
-      </w:r>
-    </w:p>
-    <w:p>
-      <w:pPr>
-        <w:spacing w:before="140" w:after="80"/>
-      </w:pPr>
-      <w:r>
-        <w:t>8.3</w:t>
-      </w:r>
-      <w:r>
-        <w:t xml:space="preserve"> Documentation Structure</w:t>
-      </w:r>
-    </w:p>
-    <w:tbl>
-      <w:tblPr>
-        <w:tblStyle w:val="TableGrid"/>
-        <w:tblW w:w="0" w:type="auto"/>
-        <w:jc w:val="center"/>
-        <w:tblLook w:val="04A0" w:firstRow="1" w:lastRow="0" w:firstColumn="1" w:lastColumn="0" w:noHBand="0" w:noVBand="1"/>
-      </w:tblPr>
-      <w:tblGrid>
-        <w:gridCol w:w="3389"/>
-        <w:gridCol w:w="3389"/>
-        <w:gridCol w:w="3389"/>
-      </w:tblGrid>
-      <w:tr>
-        <w:trPr>
-          <w:jc w:val="center"/>
-        </w:trPr>
-        <w:tc>
-          <w:tcPr>
-            <w:tcW w:w="3389" w:type="dxa"/>
-            <w:shd w:val="clear" w:color="auto" w:fill="0B1F4B"/>
-            <w:vAlign w:val="center"/>
-          </w:tcPr>
-          <w:p>
-            <w:r>
-              <w:rPr>
-                <w:rFonts w:ascii="Aptos" w:hAnsi="Aptos"/>
-                <w:b/>
-                <w:color w:val="FFFFFF"/>
-                <w:sz w:val="16"/>
-              </w:rPr>
-              <w:t>Section</w:t>
-            </w:r>
-          </w:p>
-        </w:tc>
-        <w:tc>
-          <w:tcPr>
-            <w:tcW w:w="3389" w:type="dxa"/>
-            <w:shd w:val="clear" w:color="auto" w:fill="0B1F4B"/>
-            <w:vAlign w:val="center"/>
-          </w:tcPr>
-          <w:p>
-            <w:r>
-              <w:rPr>
-                <w:rFonts w:ascii="Aptos" w:hAnsi="Aptos"/>
-                <w:b/>
-                <w:color w:val="FFFFFF"/>
-                <w:sz w:val="16"/>
-              </w:rPr>
-              <w:t>Purpose</w:t>
-            </w:r>
-          </w:p>
-        </w:tc>
-        <w:tc>
-          <w:tcPr>
-            <w:tcW w:w="3389" w:type="dxa"/>
-            <w:shd w:val="clear" w:color="auto" w:fill="0B1F4B"/>
-            <w:vAlign w:val="center"/>
-          </w:tcPr>
-          <w:p>
-            <w:r>
-              <w:rPr>
-                <w:rFonts w:ascii="Aptos" w:hAnsi="Aptos"/>
-                <w:b/>
-                <w:color w:val="FFFFFF"/>
-                <w:sz w:val="16"/>
-              </w:rPr>
-              <w:t>Expected Content</w:t>
-            </w:r>
-          </w:p>
-        </w:tc>
-      </w:tr>
-      <w:tr>
-        <w:trPr>
-          <w:jc w:val="center"/>
-        </w:trPr>
-        <w:tc>
-          <w:tcPr>
-            <w:tcW w:w="3389" w:type="dxa"/>
-            <w:vAlign w:val="center"/>
-          </w:tcPr>
-          <w:p>
-            <w:r>
-              <w:rPr>
-                <w:rFonts w:ascii="Aptos" w:hAnsi="Aptos"/>
-                <w:sz w:val="16"/>
-              </w:rPr>
-              <w:t>Project Overview</w:t>
-            </w:r>
-          </w:p>
-        </w:tc>
-        <w:tc>
-          <w:tcPr>
-            <w:tcW w:w="3389" w:type="dxa"/>
-            <w:vAlign w:val="center"/>
-          </w:tcPr>
-          <w:p>
-            <w:r>
-              <w:rPr>
-                <w:rFonts w:ascii="Aptos" w:hAnsi="Aptos"/>
-                <w:sz w:val="16"/>
-              </w:rPr>
-              <w:t>Explain the business problem and solution</w:t>
-            </w:r>
-          </w:p>
-        </w:tc>
-        <w:tc>
-          <w:tcPr>
-            <w:tcW w:w="3389" w:type="dxa"/>
-            <w:vAlign w:val="center"/>
-          </w:tcPr>
-          <w:p>
-            <w:r>
-              <w:rPr>
-                <w:rFonts w:ascii="Aptos" w:hAnsi="Aptos"/>
-                <w:sz w:val="16"/>
-              </w:rPr>
-              <w:t>Objectives, scope, KPIs and project workflow</w:t>
-            </w:r>
-          </w:p>
-        </w:tc>
-      </w:tr>
-      <w:tr>
-        <w:trPr>
-          <w:jc w:val="center"/>
-        </w:trPr>
-        <w:tc>
-          <w:tcPr>
-            <w:tcW w:w="3389" w:type="dxa"/>
-            <w:shd w:val="clear" w:color="auto" w:fill="F7FAFD"/>
-            <w:vAlign w:val="center"/>
-          </w:tcPr>
-          <w:p>
-            <w:r>
-              <w:rPr>
-                <w:rFonts w:ascii="Aptos" w:hAnsi="Aptos"/>
-                <w:sz w:val="16"/>
-              </w:rPr>
-              <w:t>Data &amp; Preparation</w:t>
-            </w:r>
-          </w:p>
-        </w:tc>
-        <w:tc>
-          <w:tcPr>
-            <w:tcW w:w="3389" w:type="dxa"/>
-            <w:shd w:val="clear" w:color="auto" w:fill="F7FAFD"/>
-            <w:vAlign w:val="center"/>
-          </w:tcPr>
-          <w:p>
-            <w:r>
-              <w:rPr>
-                <w:rFonts w:ascii="Aptos" w:hAnsi="Aptos"/>
-                <w:sz w:val="16"/>
-              </w:rPr>
-              <w:t>Explain the analytical foundation</w:t>
-            </w:r>
-          </w:p>
-        </w:tc>
-        <w:tc>
-          <w:tcPr>
-            <w:tcW w:w="3389" w:type="dxa"/>
-            <w:shd w:val="clear" w:color="auto" w:fill="F7FAFD"/>
-            <w:vAlign w:val="center"/>
-          </w:tcPr>
-          <w:p>
-            <w:r>
-              <w:rPr>
-                <w:rFonts w:ascii="Aptos" w:hAnsi="Aptos"/>
-                <w:sz w:val="16"/>
-              </w:rPr>
-              <w:t xml:space="preserve">Dataset, schema, cleaning and feature </w:t>
-            </w:r>
-            <w:r>
-              <w:rPr>
-                <w:rFonts w:ascii="Aptos" w:hAnsi="Aptos"/>
-                <w:sz w:val="16"/>
-              </w:rPr>
-              <w:t>engineering</w:t>
-            </w:r>
-          </w:p>
-        </w:tc>
-      </w:tr>
-      <w:tr>
-        <w:trPr>
-          <w:jc w:val="center"/>
-        </w:trPr>
-        <w:tc>
-          <w:tcPr>
-            <w:tcW w:w="3389" w:type="dxa"/>
-            <w:vAlign w:val="center"/>
-          </w:tcPr>
-          <w:p>
-            <w:r>
-              <w:rPr>
-                <w:rFonts w:ascii="Aptos" w:hAnsi="Aptos"/>
-                <w:sz w:val="16"/>
-              </w:rPr>
-              <w:t>Exploratory Analysis</w:t>
-            </w:r>
-          </w:p>
-        </w:tc>
-        <w:tc>
-          <w:tcPr>
-            <w:tcW w:w="3389" w:type="dxa"/>
-            <w:vAlign w:val="center"/>
-          </w:tcPr>
-          <w:p>
-            <w:r>
-              <w:rPr>
-                <w:rFonts w:ascii="Aptos" w:hAnsi="Aptos"/>
-                <w:sz w:val="16"/>
-              </w:rPr>
-              <w:t>Explain demand analysis</w:t>
-            </w:r>
-          </w:p>
-        </w:tc>
-        <w:tc>
-          <w:tcPr>
-            <w:tcW w:w="3389" w:type="dxa"/>
-            <w:vAlign w:val="center"/>
-          </w:tcPr>
-          <w:p>
-            <w:r>
-              <w:rPr>
-                <w:rFonts w:ascii="Aptos" w:hAnsi="Aptos"/>
-                <w:sz w:val="16"/>
-              </w:rPr>
-              <w:t>Type, category, priority and queue methodology</w:t>
-            </w:r>
-          </w:p>
-        </w:tc>
-      </w:tr>
-      <w:tr>
-        <w:trPr>
-          <w:jc w:val="center"/>
-        </w:trPr>
-        <w:tc>
-          <w:tcPr>
-            <w:tcW w:w="3389" w:type="dxa"/>
-            <w:shd w:val="clear" w:color="auto" w:fill="F7FAFD"/>
-            <w:vAlign w:val="center"/>
-          </w:tcPr>
-          <w:p>
-            <w:r>
-              <w:rPr>
-                <w:rFonts w:ascii="Aptos" w:hAnsi="Aptos"/>
-                <w:sz w:val="16"/>
-              </w:rPr>
-              <w:t>Clustering &amp; Similarity</w:t>
-            </w:r>
-          </w:p>
-        </w:tc>
-        <w:tc>
-          <w:tcPr>
-            <w:tcW w:w="3389" w:type="dxa"/>
-            <w:shd w:val="clear" w:color="auto" w:fill="F7FAFD"/>
-            <w:vAlign w:val="center"/>
-          </w:tcPr>
-          <w:p>
-            <w:r>
-              <w:rPr>
-                <w:rFonts w:ascii="Aptos" w:hAnsi="Aptos"/>
-                <w:sz w:val="16"/>
-              </w:rPr>
-              <w:t>Explain issue grouping</w:t>
-            </w:r>
-          </w:p>
-        </w:tc>
-        <w:tc>
-          <w:tcPr>
-            <w:tcW w:w="3389" w:type="dxa"/>
-            <w:shd w:val="clear" w:color="auto" w:fill="F7FAFD"/>
-            <w:vAlign w:val="center"/>
-          </w:tcPr>
-          <w:p>
-            <w:r>
-              <w:rPr>
-                <w:rFonts w:ascii="Aptos" w:hAnsi="Aptos"/>
-                <w:sz w:val="16"/>
-              </w:rPr>
-              <w:t>TF-IDF, business cluster mapping and similarity approach</w:t>
-            </w:r>
-          </w:p>
-        </w:tc>
-      </w:tr>
-      <w:tr>
-        <w:trPr>
-          <w:jc w:val="center"/>
-        </w:trPr>
-        <w:tc>
-          <w:tcPr>
-            <w:tcW w:w="3389" w:type="dxa"/>
-            <w:vAlign w:val="center"/>
-          </w:tcPr>
-          <w:p>
-            <w:r>
-              <w:rPr>
-                <w:rFonts w:ascii="Aptos" w:hAnsi="Aptos"/>
-                <w:sz w:val="16"/>
-              </w:rPr>
-              <w:t>Performance Analysis</w:t>
-            </w:r>
-          </w:p>
-        </w:tc>
-        <w:tc>
-          <w:tcPr>
-            <w:tcW w:w="3389" w:type="dxa"/>
-            <w:vAlign w:val="center"/>
-          </w:tcPr>
-          <w:p>
-            <w:r>
-              <w:rPr>
-                <w:rFonts w:ascii="Aptos" w:hAnsi="Aptos"/>
-                <w:sz w:val="16"/>
-              </w:rPr>
-              <w:t>Explain Modules 5–6</w:t>
-            </w:r>
-          </w:p>
-        </w:tc>
-        <w:tc>
-          <w:tcPr>
-            <w:tcW w:w="3389" w:type="dxa"/>
-            <w:vAlign w:val="center"/>
-          </w:tcPr>
-          <w:p>
-            <w:r>
-              <w:rPr>
-                <w:rFonts w:ascii="Aptos" w:hAnsi="Aptos"/>
-                <w:sz w:val="16"/>
-              </w:rPr>
-              <w:t>Reso</w:t>
-            </w:r>
-            <w:r>
-              <w:rPr>
-                <w:rFonts w:ascii="Aptos" w:hAnsi="Aptos"/>
-                <w:sz w:val="16"/>
-              </w:rPr>
-              <w:t>lution trends, unresolved priority analysis, regional analysis and Performance_Score</w:t>
-            </w:r>
-          </w:p>
-        </w:tc>
-      </w:tr>
-      <w:tr>
-        <w:trPr>
-          <w:jc w:val="center"/>
-        </w:trPr>
-        <w:tc>
-          <w:tcPr>
-            <w:tcW w:w="3389" w:type="dxa"/>
-            <w:shd w:val="clear" w:color="auto" w:fill="F7FAFD"/>
-            <w:vAlign w:val="center"/>
-          </w:tcPr>
-          <w:p>
-            <w:r>
-              <w:rPr>
-                <w:rFonts w:ascii="Aptos" w:hAnsi="Aptos"/>
-                <w:sz w:val="16"/>
-              </w:rPr>
-              <w:t>Dashboard</w:t>
-            </w:r>
-          </w:p>
-        </w:tc>
-        <w:tc>
-          <w:tcPr>
-            <w:tcW w:w="3389" w:type="dxa"/>
-            <w:shd w:val="clear" w:color="auto" w:fill="F7FAFD"/>
-            <w:vAlign w:val="center"/>
-          </w:tcPr>
-          <w:p>
-            <w:r>
-              <w:rPr>
-                <w:rFonts w:ascii="Aptos" w:hAnsi="Aptos"/>
-                <w:sz w:val="16"/>
-              </w:rPr>
-              <w:t>Explain reporting layer</w:t>
-            </w:r>
-          </w:p>
-        </w:tc>
-        <w:tc>
-          <w:tcPr>
-            <w:tcW w:w="3389" w:type="dxa"/>
-            <w:shd w:val="clear" w:color="auto" w:fill="F7FAFD"/>
-            <w:vAlign w:val="center"/>
-          </w:tcPr>
-          <w:p>
-            <w:r>
-              <w:rPr>
-                <w:rFonts w:ascii="Aptos" w:hAnsi="Aptos"/>
-                <w:sz w:val="16"/>
-              </w:rPr>
-              <w:t>Page structure, KPI definitions, filters and navigation</w:t>
-            </w:r>
-          </w:p>
-        </w:tc>
-      </w:tr>
-      <w:tr>
-        <w:trPr>
-          <w:jc w:val="center"/>
-        </w:trPr>
-        <w:tc>
-          <w:tcPr>
-            <w:tcW w:w="3389" w:type="dxa"/>
-            <w:vAlign w:val="center"/>
-          </w:tcPr>
-          <w:p>
-            <w:r>
-              <w:rPr>
-                <w:rFonts w:ascii="Aptos" w:hAnsi="Aptos"/>
-                <w:sz w:val="16"/>
-              </w:rPr>
-              <w:t>Recommendations</w:t>
-            </w:r>
-          </w:p>
-        </w:tc>
-        <w:tc>
-          <w:tcPr>
-            <w:tcW w:w="3389" w:type="dxa"/>
-            <w:vAlign w:val="center"/>
-          </w:tcPr>
-          <w:p>
-            <w:r>
-              <w:rPr>
-                <w:rFonts w:ascii="Aptos" w:hAnsi="Aptos"/>
-                <w:sz w:val="16"/>
-              </w:rPr>
-              <w:t>Translate analysis into action</w:t>
-            </w:r>
-          </w:p>
-        </w:tc>
-        <w:tc>
-          <w:tcPr>
-            <w:tcW w:w="3389" w:type="dxa"/>
-            <w:vAlign w:val="center"/>
-          </w:tcPr>
-          <w:p>
-            <w:r>
-              <w:rPr>
-                <w:rFonts w:ascii="Aptos" w:hAnsi="Aptos"/>
-                <w:sz w:val="16"/>
-              </w:rPr>
-              <w:t xml:space="preserve">Operational improvement areas </w:t>
-            </w:r>
-            <w:r>
-              <w:rPr>
-                <w:rFonts w:ascii="Aptos" w:hAnsi="Aptos"/>
-                <w:sz w:val="16"/>
-              </w:rPr>
-              <w:t>and next steps</w:t>
-            </w:r>
-          </w:p>
-        </w:tc>
-      </w:tr>
-      <w:tr>
-        <w:trPr>
-          <w:jc w:val="center"/>
-        </w:trPr>
-        <w:tc>
-          <w:tcPr>
-            <w:tcW w:w="3389" w:type="dxa"/>
-            <w:shd w:val="clear" w:color="auto" w:fill="F7FAFD"/>
-            <w:vAlign w:val="center"/>
-          </w:tcPr>
-          <w:p>
-            <w:r>
-              <w:rPr>
-                <w:rFonts w:ascii="Aptos" w:hAnsi="Aptos"/>
-                <w:sz w:val="16"/>
-              </w:rPr>
-              <w:t>Technical Appendix</w:t>
-            </w:r>
-          </w:p>
-        </w:tc>
-        <w:tc>
-          <w:tcPr>
-            <w:tcW w:w="3389" w:type="dxa"/>
-            <w:shd w:val="clear" w:color="auto" w:fill="F7FAFD"/>
-            <w:vAlign w:val="center"/>
-          </w:tcPr>
-          <w:p>
-            <w:r>
-              <w:rPr>
-                <w:rFonts w:ascii="Aptos" w:hAnsi="Aptos"/>
-                <w:sz w:val="16"/>
-              </w:rPr>
-              <w:t>Support reproducibility</w:t>
-            </w:r>
-          </w:p>
-        </w:tc>
-        <w:tc>
-          <w:tcPr>
-            <w:tcW w:w="3389" w:type="dxa"/>
-            <w:shd w:val="clear" w:color="auto" w:fill="F7FAFD"/>
-            <w:vAlign w:val="center"/>
-          </w:tcPr>
-          <w:p>
-            <w:r>
-              <w:rPr>
-                <w:rFonts w:ascii="Aptos" w:hAnsi="Aptos"/>
-                <w:sz w:val="16"/>
-              </w:rPr>
-              <w:t>Code references, mappings, data dictionary and implementation notes</w:t>
-            </w:r>
-          </w:p>
-        </w:tc>
-      </w:tr>
-    </w:tbl>
-    <w:p>
-      <w:pPr>
-        <w:spacing w:before="140" w:after="80"/>
-      </w:pPr>
-      <w:r>
-        <w:t>8.4 Presentation Structure</w:t>
-      </w:r>
-    </w:p>
-    <w:p>
-      <w:pPr>
-        <w:spacing w:after="40"/>
-      </w:pPr>
-      <w:r>
-        <w:t>Project title and business context.</w:t>
-      </w:r>
-    </w:p>
-    <w:p>
-      <w:pPr>
-        <w:spacing w:after="40"/>
-      </w:pPr>
-      <w:r>
-        <w:t>Problem statement and objectives.</w:t>
-      </w:r>
-    </w:p>
-    <w:p>
-      <w:pPr>
-        <w:spacing w:after="40"/>
-      </w:pPr>
-      <w:r>
-        <w:t>Dataset and analytical workflow</w:t>
+        <w:lastRenderedPageBreak/>
+        <w:drawing>
+          <wp:inline distT="0" distB="0" distL="0" distR="0" wp14:anchorId="2EF9CAAF" wp14:editId="416F82A4">
+            <wp:extent cx="6515100" cy="3664585"/>
+            <wp:effectExtent l="0" t="0" r="0" b="0"/>
+            <wp:docPr id="8" name="Picture 8"/>
+            <wp:cNvGraphicFramePr>
+              <a:graphicFrameLocks xmlns:a="http://schemas.openxmlformats.org/drawingml/2006/main" noChangeAspect="1"/>
+            </wp:cNvGraphicFramePr>
+            <a:graphic xmlns:a="http://schemas.openxmlformats.org/drawingml/2006/main">
+              <a:graphicData uri="http://schemas.openxmlformats.org/drawingml/2006/picture">
+                <pic:pic xmlns:pic="http://schemas.openxmlformats.org/drawingml/2006/picture">
+                  <pic:nvPicPr>
+                    <pic:cNvPr id="1" name=""/>
+                    <pic:cNvPicPr/>
+                  </pic:nvPicPr>
+                  <pic:blipFill>
+                    <a:blip r:embed="rId14"/>
+                    <a:stretch>
+                      <a:fillRect/>
+                    </a:stretch>
+                  </pic:blipFill>
+                  <pic:spPr>
+                    <a:xfrm>
+                      <a:off x="0" y="0"/>
+                      <a:ext cx="6515100" cy="3664585"/>
+                    </a:xfrm>
+                    <a:prstGeom prst="rect">
+                      <a:avLst/>
+                    </a:prstGeom>
+                  </pic:spPr>
+                </pic:pic>
+              </a:graphicData>
+            </a:graphic>
+          </wp:inline>
+        </w:drawing>
+      </w:r>
+      <w:r>
+        <w:drawing>
+          <wp:inline distT="0" distB="0" distL="0" distR="0" wp14:anchorId="595D80E9" wp14:editId="6716EE84">
+            <wp:extent cx="6515100" cy="3664585"/>
+            <wp:effectExtent l="0" t="0" r="0" b="0"/>
+            <wp:docPr id="9" name="Picture 9"/>
+            <wp:cNvGraphicFramePr>
+              <a:graphicFrameLocks xmlns:a="http://schemas.openxmlformats.org/drawingml/2006/main" noChangeAspect="1"/>
+            </wp:cNvGraphicFramePr>
+            <a:graphic xmlns:a="http://schemas.openxmlformats.org/drawingml/2006/main">
+              <a:graphicData uri="http://schemas.openxmlformats.org/drawingml/2006/picture">
+                <pic:pic xmlns:pic="http://schemas.openxmlformats.org/drawingml/2006/picture">
+                  <pic:nvPicPr>
+                    <pic:cNvPr id="1" name=""/>
+                    <pic:cNvPicPr/>
+                  </pic:nvPicPr>
+                  <pic:blipFill>
+                    <a:blip r:embed="rId15"/>
+                    <a:stretch>
+                      <a:fillRect/>
+                    </a:stretch>
+                  </pic:blipFill>
+                  <pic:spPr>
+                    <a:xfrm>
+                      <a:off x="0" y="0"/>
+                      <a:ext cx="6515100" cy="3664585"/>
+                    </a:xfrm>
+                    <a:prstGeom prst="rect">
+                      <a:avLst/>
+                    </a:prstGeom>
+                  </pic:spPr>
+                </pic:pic>
+              </a:graphicData>
+            </a:graphic>
+          </wp:inline>
+        </w:drawing>
+      </w:r>
+      <w:r>
+        <w:lastRenderedPageBreak/>
+        <w:drawing>
+          <wp:inline distT="0" distB="0" distL="0" distR="0" wp14:anchorId="0E444BBE" wp14:editId="70AF3A36">
+            <wp:extent cx="6515100" cy="3664585"/>
+            <wp:effectExtent l="0" t="0" r="0" b="0"/>
+            <wp:docPr id="10" name="Picture 10"/>
+            <wp:cNvGraphicFramePr>
+              <a:graphicFrameLocks xmlns:a="http://schemas.openxmlformats.org/drawingml/2006/main" noChangeAspect="1"/>
+            </wp:cNvGraphicFramePr>
+            <a:graphic xmlns:a="http://schemas.openxmlformats.org/drawingml/2006/main">
+              <a:graphicData uri="http://schemas.openxmlformats.org/drawingml/2006/picture">
+                <pic:pic xmlns:pic="http://schemas.openxmlformats.org/drawingml/2006/picture">
+                  <pic:nvPicPr>
+                    <pic:cNvPr id="1" name=""/>
+                    <pic:cNvPicPr/>
+                  </pic:nvPicPr>
+                  <pic:blipFill>
+                    <a:blip r:embed="rId16"/>
+                    <a:stretch>
+                      <a:fillRect/>
+                    </a:stretch>
+                  </pic:blipFill>
+                  <pic:spPr>
+                    <a:xfrm>
+                      <a:off x="0" y="0"/>
+                      <a:ext cx="6515100" cy="3664585"/>
+                    </a:xfrm>
+                    <a:prstGeom prst="rect">
+                      <a:avLst/>
+                    </a:prstGeom>
+                  </pic:spPr>
+                </pic:pic>
+              </a:graphicData>
+            </a:graphic>
+          </wp:inline>
+        </w:drawing>
+      </w:r>
+    </w:p>
+    <w:p>
+      <w:pPr>
+        <w:pStyle w:val="Heading1"/>
+      </w:pPr>
+      <w:r>
+        <w:t>Conclusion</w:t>
+      </w:r>
+    </w:p>
+    <w:p>
+      <w:pPr>
+        <w:pStyle w:val="NormalWeb"/>
+      </w:pPr>
+      <w:r>
+        <w:t xml:space="preserve">The </w:t>
+      </w:r>
+      <w:proofErr w:type="spellStart"/>
+      <w:r>
+        <w:rPr>
+          <w:rStyle w:val="Strong"/>
+        </w:rPr>
+        <w:t>Supportlytics</w:t>
+      </w:r>
+      <w:proofErr w:type="spellEnd"/>
+      <w:r>
+        <w:t xml:space="preserve"> project successfully established a complete analytics-driven framework for evaluating and improving IT support team performance. The project progressed through data acquisition, data cleaning, feature engineering, exploratory analysis, business-informed clustering, similarity analysis, performance analysis, geographic insights, dashboard development, and final documentation.</w:t>
+      </w:r>
+    </w:p>
+    <w:p>
+      <w:pPr>
+        <w:pStyle w:val="NormalWeb"/>
+      </w:pPr>
+      <w:r>
+        <w:t>Across the completed milestones, the project transformed raw IT support ticket data into a structured analytical solution capable of supporting operational decision-making. The implementation provides a consistent approach for analyzing ticket workload, resolution performance, SLA behavior, customer satisfaction, escalation patterns, issue clusters, regional performance, and team-level operations.</w:t>
+      </w:r>
+    </w:p>
+    <w:p>
+      <w:pPr>
+        <w:pStyle w:val="NormalWeb"/>
+      </w:pPr>
+      <w:r>
+        <w:t xml:space="preserve">The integration of </w:t>
+      </w:r>
+      <w:r>
+        <w:rPr>
+          <w:rStyle w:val="Strong"/>
+        </w:rPr>
+        <w:t>Python-based analytics, NLP similarity analysis, business-informed clustering, and Power BI reporting</w:t>
+      </w:r>
+      <w:r>
+        <w:t xml:space="preserve"> provides both technical depth and practical business value. The final dashboard brings the major analytical dimensions together into an interactive reporting environment that can be used by stakeholders to monitor performance and identify areas requiring operational attention.</w:t>
+      </w:r>
+    </w:p>
+    <w:p>
+      <w:pPr>
+        <w:pStyle w:val="NormalWeb"/>
+      </w:pPr>
+      <w:r>
+        <w:t xml:space="preserve">The project demonstrates how support-ticket data can be transformed from basic operational records into meaningful business intelligence. The insights generated through </w:t>
+      </w:r>
+      <w:proofErr w:type="spellStart"/>
+      <w:r>
+        <w:t>Supportlytics</w:t>
+      </w:r>
+      <w:proofErr w:type="spellEnd"/>
+      <w:r>
+        <w:t xml:space="preserve"> can support improvements in </w:t>
+      </w:r>
+      <w:r>
+        <w:rPr>
+          <w:rStyle w:val="Strong"/>
+        </w:rPr>
+        <w:t>resolution efficiency, SLA management, workload balancing, issue routing, team resource allocation, and customer service quality</w:t>
       </w:r>
       <w:r>
         <w:t>.</w:t>
@@ -10034,1409 +9514,31 @@
     </w:p>
     <w:p>
       <w:pPr>
-        <w:spacing w:after="40"/>
-      </w:pPr>
-      <w:r>
-        <w:t>Modules 1–4 analytical foundation.</w:t>
-      </w:r>
-    </w:p>
-    <w:p>
-      <w:pPr>
-        <w:spacing w:after="40"/>
-      </w:pPr>
-      <w:r>
-        <w:t>Module 5 performance trend analysis.</w:t>
-      </w:r>
-    </w:p>
-    <w:p>
-      <w:pPr>
-        <w:spacing w:after="40"/>
-      </w:pPr>
-      <w:r>
-        <w:t>Module 6 geographic and category-level insights.</w:t>
-      </w:r>
-    </w:p>
-    <w:p>
-      <w:pPr>
-        <w:spacing w:after="40"/>
-      </w:pPr>
-      <w:r>
-        <w:t>Final dashboard/report structure.</w:t>
-      </w:r>
-    </w:p>
-    <w:p>
-      <w:pPr>
-        <w:spacing w:after="40"/>
-      </w:pPr>
-      <w:r>
-        <w:t>Key insights and recommendations.</w:t>
-      </w:r>
-    </w:p>
-    <w:p>
-      <w:pPr>
-        <w:spacing w:after="40"/>
-      </w:pPr>
-      <w:r>
-        <w:t>Conclusion and next steps.</w:t>
-      </w:r>
-    </w:p>
-    <w:p>
-      <w:pPr>
-        <w:spacing w:before="140" w:after="80"/>
-      </w:pPr>
-      <w:r>
-        <w:t xml:space="preserve">8.5 GitHub / Version-Controlled </w:t>
-      </w:r>
-      <w:r>
-        <w:t>Deliverables</w:t>
-      </w:r>
-    </w:p>
-    <w:tbl>
-      <w:tblPr>
-        <w:tblStyle w:val="TableGrid"/>
-        <w:tblW w:w="0" w:type="auto"/>
-        <w:jc w:val="center"/>
-        <w:tblLook w:val="04A0" w:firstRow="1" w:lastRow="0" w:firstColumn="1" w:lastColumn="0" w:noHBand="0" w:noVBand="1"/>
-      </w:tblPr>
-      <w:tblGrid>
-        <w:gridCol w:w="3389"/>
-        <w:gridCol w:w="3389"/>
-        <w:gridCol w:w="3389"/>
-      </w:tblGrid>
-      <w:tr>
-        <w:trPr>
-          <w:jc w:val="center"/>
-        </w:trPr>
-        <w:tc>
-          <w:tcPr>
-            <w:tcW w:w="3389" w:type="dxa"/>
-            <w:shd w:val="clear" w:color="auto" w:fill="0B1F4B"/>
-            <w:vAlign w:val="center"/>
-          </w:tcPr>
-          <w:p>
-            <w:r>
-              <w:rPr>
-                <w:rFonts w:ascii="Aptos" w:hAnsi="Aptos"/>
-                <w:b/>
-                <w:color w:val="FFFFFF"/>
-                <w:sz w:val="16"/>
-              </w:rPr>
-              <w:t>Artifact</w:t>
-            </w:r>
-          </w:p>
-        </w:tc>
-        <w:tc>
-          <w:tcPr>
-            <w:tcW w:w="3389" w:type="dxa"/>
-            <w:shd w:val="clear" w:color="auto" w:fill="0B1F4B"/>
-            <w:vAlign w:val="center"/>
-          </w:tcPr>
-          <w:p>
-            <w:r>
-              <w:rPr>
-                <w:rFonts w:ascii="Aptos" w:hAnsi="Aptos"/>
-                <w:b/>
-                <w:color w:val="FFFFFF"/>
-                <w:sz w:val="16"/>
-              </w:rPr>
-              <w:t>Purpose</w:t>
-            </w:r>
-          </w:p>
-        </w:tc>
-        <w:tc>
-          <w:tcPr>
-            <w:tcW w:w="3389" w:type="dxa"/>
-            <w:shd w:val="clear" w:color="auto" w:fill="0B1F4B"/>
-            <w:vAlign w:val="center"/>
-          </w:tcPr>
-          <w:p>
-            <w:r>
-              <w:rPr>
-                <w:rFonts w:ascii="Aptos" w:hAnsi="Aptos"/>
-                <w:b/>
-                <w:color w:val="FFFFFF"/>
-                <w:sz w:val="16"/>
-              </w:rPr>
-              <w:t>Recommended Repository Location</w:t>
-            </w:r>
-          </w:p>
-        </w:tc>
-      </w:tr>
-      <w:tr>
-        <w:trPr>
-          <w:jc w:val="center"/>
-        </w:trPr>
-        <w:tc>
-          <w:tcPr>
-            <w:tcW w:w="3389" w:type="dxa"/>
-            <w:vAlign w:val="center"/>
-          </w:tcPr>
-          <w:p>
-            <w:r>
-              <w:rPr>
-                <w:rFonts w:ascii="Aptos" w:hAnsi="Aptos"/>
-                <w:sz w:val="16"/>
-              </w:rPr>
-              <w:t>Source / analytical code</w:t>
-            </w:r>
-          </w:p>
-        </w:tc>
-        <w:tc>
-          <w:tcPr>
-            <w:tcW w:w="3389" w:type="dxa"/>
-            <w:vAlign w:val="center"/>
-          </w:tcPr>
-          <w:p>
-            <w:r>
-              <w:rPr>
-                <w:rFonts w:ascii="Aptos" w:hAnsi="Aptos"/>
-                <w:sz w:val="16"/>
-              </w:rPr>
-              <w:t>Reproducible implementation</w:t>
-            </w:r>
-          </w:p>
-        </w:tc>
-        <w:tc>
-          <w:tcPr>
-            <w:tcW w:w="3389" w:type="dxa"/>
-            <w:vAlign w:val="center"/>
-          </w:tcPr>
-          <w:p>
-            <w:r>
-              <w:rPr>
-                <w:rFonts w:ascii="Aptos" w:hAnsi="Aptos"/>
-                <w:sz w:val="16"/>
-              </w:rPr>
-              <w:t>/src or /notebooks</w:t>
-            </w:r>
-          </w:p>
-        </w:tc>
-      </w:tr>
-      <w:tr>
-        <w:trPr>
-          <w:jc w:val="center"/>
-        </w:trPr>
-        <w:tc>
-          <w:tcPr>
-            <w:tcW w:w="3389" w:type="dxa"/>
-            <w:shd w:val="clear" w:color="auto" w:fill="F7FAFD"/>
-            <w:vAlign w:val="center"/>
-          </w:tcPr>
-          <w:p>
-            <w:r>
-              <w:rPr>
-                <w:rFonts w:ascii="Aptos" w:hAnsi="Aptos"/>
-                <w:sz w:val="16"/>
-              </w:rPr>
-              <w:t>Data dictionary</w:t>
-            </w:r>
-          </w:p>
-        </w:tc>
-        <w:tc>
-          <w:tcPr>
-            <w:tcW w:w="3389" w:type="dxa"/>
-            <w:shd w:val="clear" w:color="auto" w:fill="F7FAFD"/>
-            <w:vAlign w:val="center"/>
-          </w:tcPr>
-          <w:p>
-            <w:r>
-              <w:rPr>
-                <w:rFonts w:ascii="Aptos" w:hAnsi="Aptos"/>
-                <w:sz w:val="16"/>
-              </w:rPr>
-              <w:t>Field-level reference</w:t>
-            </w:r>
-          </w:p>
-        </w:tc>
-        <w:tc>
-          <w:tcPr>
-            <w:tcW w:w="3389" w:type="dxa"/>
-            <w:shd w:val="clear" w:color="auto" w:fill="F7FAFD"/>
-            <w:vAlign w:val="center"/>
-          </w:tcPr>
-          <w:p>
-            <w:r>
-              <w:rPr>
-                <w:rFonts w:ascii="Aptos" w:hAnsi="Aptos"/>
-                <w:sz w:val="16"/>
-              </w:rPr>
-              <w:t>/docs</w:t>
-            </w:r>
-          </w:p>
-        </w:tc>
-      </w:tr>
-      <w:tr>
-        <w:trPr>
-          <w:jc w:val="center"/>
-        </w:trPr>
-        <w:tc>
-          <w:tcPr>
-            <w:tcW w:w="3389" w:type="dxa"/>
-            <w:vAlign w:val="center"/>
-          </w:tcPr>
-          <w:p>
-            <w:r>
-              <w:rPr>
-                <w:rFonts w:ascii="Aptos" w:hAnsi="Aptos"/>
-                <w:sz w:val="16"/>
-              </w:rPr>
-              <w:t>Feature engineering summary</w:t>
-            </w:r>
-          </w:p>
-        </w:tc>
-        <w:tc>
-          <w:tcPr>
-            <w:tcW w:w="3389" w:type="dxa"/>
-            <w:vAlign w:val="center"/>
-          </w:tcPr>
-          <w:p>
-            <w:r>
-              <w:rPr>
-                <w:rFonts w:ascii="Aptos" w:hAnsi="Aptos"/>
-                <w:sz w:val="16"/>
-              </w:rPr>
-              <w:t>Transformation and validation record</w:t>
-            </w:r>
-          </w:p>
-        </w:tc>
-        <w:tc>
-          <w:tcPr>
-            <w:tcW w:w="3389" w:type="dxa"/>
-            <w:vAlign w:val="center"/>
-          </w:tcPr>
-          <w:p>
-            <w:r>
-              <w:rPr>
-                <w:rFonts w:ascii="Aptos" w:hAnsi="Aptos"/>
-                <w:sz w:val="16"/>
-              </w:rPr>
-              <w:t>/docs</w:t>
-            </w:r>
-          </w:p>
-        </w:tc>
-      </w:tr>
-      <w:tr>
-        <w:trPr>
-          <w:jc w:val="center"/>
-        </w:trPr>
-        <w:tc>
-          <w:tcPr>
-            <w:tcW w:w="3389" w:type="dxa"/>
-            <w:shd w:val="clear" w:color="auto" w:fill="F7FAFD"/>
-            <w:vAlign w:val="center"/>
-          </w:tcPr>
-          <w:p>
-            <w:r>
-              <w:rPr>
-                <w:rFonts w:ascii="Aptos" w:hAnsi="Aptos"/>
-                <w:sz w:val="16"/>
-              </w:rPr>
-              <w:t>Visual assets</w:t>
-            </w:r>
-          </w:p>
-        </w:tc>
-        <w:tc>
-          <w:tcPr>
-            <w:tcW w:w="3389" w:type="dxa"/>
-            <w:shd w:val="clear" w:color="auto" w:fill="F7FAFD"/>
-            <w:vAlign w:val="center"/>
-          </w:tcPr>
-          <w:p>
-            <w:r>
-              <w:rPr>
-                <w:rFonts w:ascii="Aptos" w:hAnsi="Aptos"/>
-                <w:sz w:val="16"/>
-              </w:rPr>
-              <w:t>Charts used in reporting/presentation</w:t>
-            </w:r>
-          </w:p>
-        </w:tc>
-        <w:tc>
-          <w:tcPr>
-            <w:tcW w:w="3389" w:type="dxa"/>
-            <w:shd w:val="clear" w:color="auto" w:fill="F7FAFD"/>
-            <w:vAlign w:val="center"/>
-          </w:tcPr>
-          <w:p>
-            <w:r>
-              <w:rPr>
-                <w:rFonts w:ascii="Aptos" w:hAnsi="Aptos"/>
-                <w:sz w:val="16"/>
-              </w:rPr>
-              <w:t>/visuals</w:t>
-            </w:r>
-          </w:p>
-        </w:tc>
-      </w:tr>
-      <w:tr>
-        <w:trPr>
-          <w:jc w:val="center"/>
-        </w:trPr>
-        <w:tc>
-          <w:tcPr>
-            <w:tcW w:w="3389" w:type="dxa"/>
-            <w:vAlign w:val="center"/>
-          </w:tcPr>
-          <w:p>
-            <w:r>
-              <w:rPr>
-                <w:rFonts w:ascii="Aptos" w:hAnsi="Aptos"/>
-                <w:sz w:val="16"/>
-              </w:rPr>
-              <w:t>Power BI report</w:t>
-            </w:r>
-          </w:p>
-        </w:tc>
-        <w:tc>
-          <w:tcPr>
-            <w:tcW w:w="3389" w:type="dxa"/>
-            <w:vAlign w:val="center"/>
-          </w:tcPr>
-          <w:p>
-            <w:r>
-              <w:rPr>
-                <w:rFonts w:ascii="Aptos" w:hAnsi="Aptos"/>
-                <w:sz w:val="16"/>
-              </w:rPr>
-              <w:t>Final reporting layer</w:t>
-            </w:r>
-          </w:p>
-        </w:tc>
-        <w:tc>
-          <w:tcPr>
-            <w:tcW w:w="3389" w:type="dxa"/>
-            <w:vAlign w:val="center"/>
-          </w:tcPr>
-          <w:p>
-            <w:r>
-              <w:rPr>
-                <w:rFonts w:ascii="Aptos" w:hAnsi="Aptos"/>
-                <w:sz w:val="16"/>
-              </w:rPr>
-              <w:t>/dashboard</w:t>
-            </w:r>
-          </w:p>
-        </w:tc>
-      </w:tr>
-      <w:tr>
-        <w:trPr>
-          <w:jc w:val="center"/>
-        </w:trPr>
-        <w:tc>
-          <w:tcPr>
-            <w:tcW w:w="3389" w:type="dxa"/>
-            <w:shd w:val="clear" w:color="auto" w:fill="F7FAFD"/>
-            <w:vAlign w:val="center"/>
-          </w:tcPr>
-          <w:p>
-            <w:r>
-              <w:rPr>
-                <w:rFonts w:ascii="Aptos" w:hAnsi="Aptos"/>
-                <w:sz w:val="16"/>
-              </w:rPr>
-              <w:lastRenderedPageBreak/>
-              <w:t>Milestone documentation</w:t>
-            </w:r>
-          </w:p>
-        </w:tc>
-        <w:tc>
-          <w:tcPr>
-            <w:tcW w:w="3389" w:type="dxa"/>
-            <w:shd w:val="clear" w:color="auto" w:fill="F7FAFD"/>
-            <w:vAlign w:val="center"/>
-          </w:tcPr>
-          <w:p>
-            <w:r>
-              <w:rPr>
-                <w:rFonts w:ascii="Aptos" w:hAnsi="Aptos"/>
-                <w:sz w:val="16"/>
-              </w:rPr>
-              <w:t>Week-wise project documentation</w:t>
-            </w:r>
-          </w:p>
-        </w:tc>
-        <w:tc>
-          <w:tcPr>
-            <w:tcW w:w="3389" w:type="dxa"/>
-            <w:shd w:val="clear" w:color="auto" w:fill="F7FAFD"/>
-            <w:vAlign w:val="center"/>
-          </w:tcPr>
-          <w:p>
-            <w:r>
-              <w:rPr>
-                <w:rFonts w:ascii="Aptos" w:hAnsi="Aptos"/>
-                <w:sz w:val="16"/>
-              </w:rPr>
-              <w:t>/docs</w:t>
-            </w:r>
-          </w:p>
-        </w:tc>
-      </w:tr>
-      <w:tr>
-        <w:trPr>
-          <w:jc w:val="center"/>
-        </w:trPr>
-        <w:tc>
-          <w:tcPr>
-            <w:tcW w:w="3389" w:type="dxa"/>
-            <w:vAlign w:val="center"/>
-          </w:tcPr>
-          <w:p>
-            <w:r>
-              <w:rPr>
-                <w:rFonts w:ascii="Aptos" w:hAnsi="Aptos"/>
-                <w:sz w:val="16"/>
-              </w:rPr>
-              <w:t>Presentation</w:t>
-            </w:r>
-          </w:p>
-        </w:tc>
-        <w:tc>
-          <w:tcPr>
-            <w:tcW w:w="3389" w:type="dxa"/>
-            <w:vAlign w:val="center"/>
-          </w:tcPr>
-          <w:p>
-            <w:r>
-              <w:rPr>
-                <w:rFonts w:ascii="Aptos" w:hAnsi="Aptos"/>
-                <w:sz w:val="16"/>
-              </w:rPr>
-              <w:t>Stakeholder communication</w:t>
-            </w:r>
-          </w:p>
-        </w:tc>
-        <w:tc>
-          <w:tcPr>
-            <w:tcW w:w="3389" w:type="dxa"/>
-            <w:vAlign w:val="center"/>
-          </w:tcPr>
-          <w:p>
-            <w:r>
-              <w:rPr>
-                <w:rFonts w:ascii="Aptos" w:hAnsi="Aptos"/>
-                <w:sz w:val="16"/>
-              </w:rPr>
-              <w:t>/presentation</w:t>
-            </w:r>
-          </w:p>
-        </w:tc>
-      </w:tr>
-      <w:tr>
-        <w:trPr>
-          <w:jc w:val="center"/>
-        </w:trPr>
-        <w:tc>
-          <w:tcPr>
-            <w:tcW w:w="3389" w:type="dxa"/>
-            <w:shd w:val="clear" w:color="auto" w:fill="F7FAFD"/>
-            <w:vAlign w:val="center"/>
-          </w:tcPr>
-          <w:p>
-            <w:r>
-              <w:rPr>
-                <w:rFonts w:ascii="Aptos" w:hAnsi="Aptos"/>
-                <w:sz w:val="16"/>
-              </w:rPr>
-              <w:t>README</w:t>
-            </w:r>
-          </w:p>
-        </w:tc>
-        <w:tc>
-          <w:tcPr>
-            <w:tcW w:w="3389" w:type="dxa"/>
-            <w:shd w:val="clear" w:color="auto" w:fill="F7FAFD"/>
-            <w:vAlign w:val="center"/>
-          </w:tcPr>
-          <w:p>
-            <w:r>
-              <w:rPr>
-                <w:rFonts w:ascii="Aptos" w:hAnsi="Aptos"/>
-                <w:sz w:val="16"/>
-              </w:rPr>
-              <w:t xml:space="preserve">Repository entry </w:t>
-            </w:r>
-            <w:r>
-              <w:rPr>
-                <w:rFonts w:ascii="Aptos" w:hAnsi="Aptos"/>
-                <w:sz w:val="16"/>
-              </w:rPr>
-              <w:t>point</w:t>
-            </w:r>
-          </w:p>
-        </w:tc>
-        <w:tc>
-          <w:tcPr>
-            <w:tcW w:w="3389" w:type="dxa"/>
-            <w:shd w:val="clear" w:color="auto" w:fill="F7FAFD"/>
-            <w:vAlign w:val="center"/>
-          </w:tcPr>
-          <w:p>
-            <w:r>
-              <w:rPr>
-                <w:rFonts w:ascii="Aptos" w:hAnsi="Aptos"/>
-                <w:sz w:val="16"/>
-              </w:rPr>
-              <w:t>/README.md</w:t>
-            </w:r>
-          </w:p>
-        </w:tc>
-      </w:tr>
-    </w:tbl>
-    <w:p>
-      <w:pPr>
-        <w:spacing w:before="140" w:after="80"/>
-      </w:pPr>
-      <w:r>
-        <w:t>8.6 Documentation Quality Standard</w:t>
-      </w:r>
-    </w:p>
-    <w:p>
-      <w:pPr>
-        <w:pStyle w:val="ListBullet"/>
-        <w:spacing w:after="40"/>
-      </w:pPr>
-      <w:r>
-        <w:t>Use consistent module names and numbering across Word, README, presentation and repository.</w:t>
-      </w:r>
-    </w:p>
-    <w:p>
-      <w:pPr>
-        <w:pStyle w:val="ListBullet"/>
-        <w:spacing w:after="40"/>
-      </w:pPr>
-      <w:r>
-        <w:t>Keep methodology and result/output artifacts clearly separated.</w:t>
-      </w:r>
-    </w:p>
-    <w:p>
-      <w:pPr>
-        <w:pStyle w:val="ListBullet"/>
-        <w:spacing w:after="40"/>
-      </w:pPr>
-      <w:r>
-        <w:t>Document assumptions and data limitations expli</w:t>
-      </w:r>
-      <w:r>
-        <w:t>citly.</w:t>
-      </w:r>
-    </w:p>
-    <w:p>
-      <w:pPr>
-        <w:pStyle w:val="ListBullet"/>
-        <w:spacing w:after="40"/>
-      </w:pPr>
-      <w:r>
-        <w:t>Keep business mappings consistent with the implemented code.</w:t>
-      </w:r>
-    </w:p>
-    <w:p>
-      <w:pPr>
-        <w:pStyle w:val="ListBullet"/>
-        <w:spacing w:after="40"/>
-      </w:pPr>
-      <w:r>
-        <w:t>Use professional headings, tables and terminology.</w:t>
-      </w:r>
-    </w:p>
-    <w:p>
-      <w:pPr>
-        <w:pStyle w:val="ListBullet"/>
-        <w:spacing w:after="40"/>
-      </w:pPr>
-      <w:r>
-        <w:t>Maintain a clear relationship between analytical code, dashboard pages and documentation.</w:t>
-      </w:r>
-    </w:p>
-    <w:p>
-      <w:r>
-        <w:br w:type="page"/>
-      </w:r>
-    </w:p>
-    <w:p>
-      <w:r>
-        <w:lastRenderedPageBreak/>
-        <w:t>Milestone 3 &amp; 4 Traceability</w:t>
-      </w:r>
-    </w:p>
-    <w:p>
-      <w:pPr>
-        <w:spacing w:before="140" w:after="80"/>
-      </w:pPr>
-      <w:r>
-        <w:t xml:space="preserve">9.1 </w:t>
-      </w:r>
-      <w:r>
-        <w:t>Module-to-Deliverable Traceability</w:t>
-      </w:r>
-    </w:p>
-    <w:tbl>
-      <w:tblPr>
-        <w:tblStyle w:val="TableGrid"/>
-        <w:tblW w:w="0" w:type="auto"/>
-        <w:jc w:val="center"/>
-        <w:tblLook w:val="04A0" w:firstRow="1" w:lastRow="0" w:firstColumn="1" w:lastColumn="0" w:noHBand="0" w:noVBand="1"/>
-      </w:tblPr>
-      <w:tblGrid>
-        <w:gridCol w:w="2541"/>
-        <w:gridCol w:w="2541"/>
-        <w:gridCol w:w="2541"/>
-        <w:gridCol w:w="2541"/>
-      </w:tblGrid>
-      <w:tr>
-        <w:trPr>
-          <w:jc w:val="center"/>
-        </w:trPr>
-        <w:tc>
-          <w:tcPr>
-            <w:tcW w:w="2541" w:type="dxa"/>
-            <w:shd w:val="clear" w:color="auto" w:fill="0B1F4B"/>
-            <w:vAlign w:val="center"/>
-          </w:tcPr>
-          <w:p>
-            <w:r>
-              <w:rPr>
-                <w:rFonts w:ascii="Aptos" w:hAnsi="Aptos"/>
-                <w:b/>
-                <w:color w:val="FFFFFF"/>
-                <w:sz w:val="16"/>
-              </w:rPr>
-              <w:t>Module</w:t>
-            </w:r>
-          </w:p>
-        </w:tc>
-        <w:tc>
-          <w:tcPr>
-            <w:tcW w:w="2541" w:type="dxa"/>
-            <w:shd w:val="clear" w:color="auto" w:fill="0B1F4B"/>
-            <w:vAlign w:val="center"/>
-          </w:tcPr>
-          <w:p>
-            <w:r>
-              <w:rPr>
-                <w:rFonts w:ascii="Aptos" w:hAnsi="Aptos"/>
-                <w:b/>
-                <w:color w:val="FFFFFF"/>
-                <w:sz w:val="16"/>
-              </w:rPr>
-              <w:t>Primary Work</w:t>
-            </w:r>
-          </w:p>
-        </w:tc>
-        <w:tc>
-          <w:tcPr>
-            <w:tcW w:w="2541" w:type="dxa"/>
-            <w:shd w:val="clear" w:color="auto" w:fill="0B1F4B"/>
-            <w:vAlign w:val="center"/>
-          </w:tcPr>
-          <w:p>
-            <w:r>
-              <w:rPr>
-                <w:rFonts w:ascii="Aptos" w:hAnsi="Aptos"/>
-                <w:b/>
-                <w:color w:val="FFFFFF"/>
-                <w:sz w:val="16"/>
-              </w:rPr>
-              <w:t>Main Deliverable</w:t>
-            </w:r>
-          </w:p>
-        </w:tc>
-        <w:tc>
-          <w:tcPr>
-            <w:tcW w:w="2541" w:type="dxa"/>
-            <w:shd w:val="clear" w:color="auto" w:fill="0B1F4B"/>
-            <w:vAlign w:val="center"/>
-          </w:tcPr>
-          <w:p>
-            <w:r>
-              <w:rPr>
-                <w:rFonts w:ascii="Aptos" w:hAnsi="Aptos"/>
-                <w:b/>
-                <w:color w:val="FFFFFF"/>
-                <w:sz w:val="16"/>
-              </w:rPr>
-              <w:t>Downstream Use</w:t>
-            </w:r>
-          </w:p>
-        </w:tc>
-      </w:tr>
-      <w:tr>
-        <w:trPr>
-          <w:jc w:val="center"/>
-        </w:trPr>
-        <w:tc>
-          <w:tcPr>
-            <w:tcW w:w="2541" w:type="dxa"/>
-            <w:vAlign w:val="center"/>
-          </w:tcPr>
-          <w:p>
-            <w:r>
-              <w:rPr>
-                <w:rFonts w:ascii="Aptos" w:hAnsi="Aptos"/>
-                <w:sz w:val="16"/>
-              </w:rPr>
-              <w:t>Module 5</w:t>
-            </w:r>
-          </w:p>
-        </w:tc>
-        <w:tc>
-          <w:tcPr>
-            <w:tcW w:w="2541" w:type="dxa"/>
-            <w:vAlign w:val="center"/>
-          </w:tcPr>
-          <w:p>
-            <w:r>
-              <w:rPr>
-                <w:rFonts w:ascii="Aptos" w:hAnsi="Aptos"/>
-                <w:sz w:val="16"/>
-              </w:rPr>
-              <w:t>Performance Trend Analysis</w:t>
-            </w:r>
-          </w:p>
-        </w:tc>
-        <w:tc>
-          <w:tcPr>
-            <w:tcW w:w="2541" w:type="dxa"/>
-            <w:vAlign w:val="center"/>
-          </w:tcPr>
-          <w:p>
-            <w:r>
-              <w:rPr>
-                <w:rFonts w:ascii="Aptos" w:hAnsi="Aptos"/>
-                <w:sz w:val="16"/>
-              </w:rPr>
-              <w:t>Performance metrics and comparative analysis</w:t>
-            </w:r>
-          </w:p>
-        </w:tc>
-        <w:tc>
-          <w:tcPr>
-            <w:tcW w:w="2541" w:type="dxa"/>
-            <w:vAlign w:val="center"/>
-          </w:tcPr>
-          <w:p>
-            <w:r>
-              <w:rPr>
-                <w:rFonts w:ascii="Aptos" w:hAnsi="Aptos"/>
-                <w:sz w:val="16"/>
-              </w:rPr>
-              <w:t>Dashboard KPIs and operational review</w:t>
-            </w:r>
-          </w:p>
-        </w:tc>
-      </w:tr>
-      <w:tr>
-        <w:trPr>
-          <w:jc w:val="center"/>
-        </w:trPr>
-        <w:tc>
-          <w:tcPr>
-            <w:tcW w:w="2541" w:type="dxa"/>
-            <w:shd w:val="clear" w:color="auto" w:fill="F7FAFD"/>
-            <w:vAlign w:val="center"/>
-          </w:tcPr>
-          <w:p>
-            <w:r>
-              <w:rPr>
-                <w:rFonts w:ascii="Aptos" w:hAnsi="Aptos"/>
-                <w:sz w:val="16"/>
-              </w:rPr>
-              <w:t>Module 6</w:t>
-            </w:r>
-          </w:p>
-        </w:tc>
-        <w:tc>
-          <w:tcPr>
-            <w:tcW w:w="2541" w:type="dxa"/>
-            <w:shd w:val="clear" w:color="auto" w:fill="F7FAFD"/>
-            <w:vAlign w:val="center"/>
-          </w:tcPr>
-          <w:p>
-            <w:r>
-              <w:rPr>
-                <w:rFonts w:ascii="Aptos" w:hAnsi="Aptos"/>
-                <w:sz w:val="16"/>
-              </w:rPr>
-              <w:t>Geographic &amp; Category-Level Insights</w:t>
-            </w:r>
-          </w:p>
-        </w:tc>
-        <w:tc>
-          <w:tcPr>
-            <w:tcW w:w="2541" w:type="dxa"/>
-            <w:shd w:val="clear" w:color="auto" w:fill="F7FAFD"/>
-            <w:vAlign w:val="center"/>
-          </w:tcPr>
-          <w:p>
-            <w:r>
-              <w:rPr>
-                <w:rFonts w:ascii="Aptos" w:hAnsi="Aptos"/>
-                <w:sz w:val="16"/>
-              </w:rPr>
-              <w:t>Ge</w:t>
-            </w:r>
-            <w:r>
-              <w:rPr>
-                <w:rFonts w:ascii="Aptos" w:hAnsi="Aptos"/>
-                <w:sz w:val="16"/>
-              </w:rPr>
-              <w:t>o-visualizations and comparative charts</w:t>
-            </w:r>
-          </w:p>
-        </w:tc>
-        <w:tc>
-          <w:tcPr>
-            <w:tcW w:w="2541" w:type="dxa"/>
-            <w:shd w:val="clear" w:color="auto" w:fill="F7FAFD"/>
-            <w:vAlign w:val="center"/>
-          </w:tcPr>
-          <w:p>
-            <w:r>
-              <w:rPr>
-                <w:rFonts w:ascii="Aptos" w:hAnsi="Aptos"/>
-                <w:sz w:val="16"/>
-              </w:rPr>
-              <w:t>Region Insights and management analysis</w:t>
-            </w:r>
-          </w:p>
-        </w:tc>
-      </w:tr>
-      <w:tr>
-        <w:trPr>
-          <w:jc w:val="center"/>
-        </w:trPr>
-        <w:tc>
-          <w:tcPr>
-            <w:tcW w:w="2541" w:type="dxa"/>
-            <w:vAlign w:val="center"/>
-          </w:tcPr>
-          <w:p>
-            <w:r>
-              <w:rPr>
-                <w:rFonts w:ascii="Aptos" w:hAnsi="Aptos"/>
-                <w:sz w:val="16"/>
-              </w:rPr>
-              <w:t>Module 7</w:t>
-            </w:r>
-          </w:p>
-        </w:tc>
-        <w:tc>
-          <w:tcPr>
-            <w:tcW w:w="2541" w:type="dxa"/>
-            <w:vAlign w:val="center"/>
-          </w:tcPr>
-          <w:p>
-            <w:r>
-              <w:rPr>
-                <w:rFonts w:ascii="Aptos" w:hAnsi="Aptos"/>
-                <w:sz w:val="16"/>
-              </w:rPr>
-              <w:t>Dashboard / Report Preparation</w:t>
-            </w:r>
-          </w:p>
-        </w:tc>
-        <w:tc>
-          <w:tcPr>
-            <w:tcW w:w="2541" w:type="dxa"/>
-            <w:vAlign w:val="center"/>
-          </w:tcPr>
-          <w:p>
-            <w:r>
-              <w:rPr>
-                <w:rFonts w:ascii="Aptos" w:hAnsi="Aptos"/>
-                <w:sz w:val="16"/>
-              </w:rPr>
-              <w:t>Interactive Power BI or Streamlit dashboard</w:t>
-            </w:r>
-          </w:p>
-        </w:tc>
-        <w:tc>
-          <w:tcPr>
-            <w:tcW w:w="2541" w:type="dxa"/>
-            <w:vAlign w:val="center"/>
-          </w:tcPr>
-          <w:p>
-            <w:r>
-              <w:rPr>
-                <w:rFonts w:ascii="Aptos" w:hAnsi="Aptos"/>
-                <w:sz w:val="16"/>
-              </w:rPr>
-              <w:t>Final reporting layer</w:t>
-            </w:r>
-          </w:p>
-        </w:tc>
-      </w:tr>
-      <w:tr>
-        <w:trPr>
-          <w:jc w:val="center"/>
-        </w:trPr>
-        <w:tc>
-          <w:tcPr>
-            <w:tcW w:w="2541" w:type="dxa"/>
-            <w:shd w:val="clear" w:color="auto" w:fill="F7FAFD"/>
-            <w:vAlign w:val="center"/>
-          </w:tcPr>
-          <w:p>
-            <w:r>
-              <w:rPr>
-                <w:rFonts w:ascii="Aptos" w:hAnsi="Aptos"/>
-                <w:sz w:val="16"/>
-              </w:rPr>
-              <w:t>Module 8</w:t>
-            </w:r>
-          </w:p>
-        </w:tc>
-        <w:tc>
-          <w:tcPr>
-            <w:tcW w:w="2541" w:type="dxa"/>
-            <w:shd w:val="clear" w:color="auto" w:fill="F7FAFD"/>
-            <w:vAlign w:val="center"/>
-          </w:tcPr>
-          <w:p>
-            <w:r>
-              <w:rPr>
-                <w:rFonts w:ascii="Aptos" w:hAnsi="Aptos"/>
-                <w:sz w:val="16"/>
-              </w:rPr>
-              <w:t>Documentation &amp; Presentation</w:t>
-            </w:r>
-          </w:p>
-        </w:tc>
-        <w:tc>
-          <w:tcPr>
-            <w:tcW w:w="2541" w:type="dxa"/>
-            <w:shd w:val="clear" w:color="auto" w:fill="F7FAFD"/>
-            <w:vAlign w:val="center"/>
-          </w:tcPr>
-          <w:p>
-            <w:r>
-              <w:rPr>
-                <w:rFonts w:ascii="Aptos" w:hAnsi="Aptos"/>
-                <w:sz w:val="16"/>
-              </w:rPr>
-              <w:t xml:space="preserve">Project report, presentation </w:t>
-            </w:r>
-            <w:r>
-              <w:rPr>
-                <w:rFonts w:ascii="Aptos" w:hAnsi="Aptos"/>
-                <w:sz w:val="16"/>
-              </w:rPr>
-              <w:t>and GitHub package</w:t>
-            </w:r>
-          </w:p>
-        </w:tc>
-        <w:tc>
-          <w:tcPr>
-            <w:tcW w:w="2541" w:type="dxa"/>
-            <w:shd w:val="clear" w:color="auto" w:fill="F7FAFD"/>
-            <w:vAlign w:val="center"/>
-          </w:tcPr>
-          <w:p>
-            <w:r>
-              <w:rPr>
-                <w:rFonts w:ascii="Aptos" w:hAnsi="Aptos"/>
-                <w:sz w:val="16"/>
-              </w:rPr>
-              <w:t>Final project handover</w:t>
-            </w:r>
-          </w:p>
-        </w:tc>
-      </w:tr>
-    </w:tbl>
-    <w:p>
-      <w:pPr>
-        <w:spacing w:before="140" w:after="80"/>
-      </w:pPr>
-      <w:r>
-        <w:t>9.2 Relationship with Previous Milestones</w:t>
-      </w:r>
-    </w:p>
-    <w:p>
-      <w:pPr>
-        <w:spacing w:after="100" w:line="259" w:lineRule="auto"/>
-      </w:pPr>
-      <w:r>
-        <w:t>Milestone 3 consumes the cleaned, engineered and clustered analytical dataset produced in Milestones 1 and 2. Module 5 uses the operational fields created earlier, while M</w:t>
-      </w:r>
-      <w:r>
-        <w:t>odule 6 uses the business clusters and engineered performance dimensions. Milestone 4 then consolidates these analytical components into the final reporting and documentation layer.</w:t>
-      </w:r>
-    </w:p>
-    <w:tbl>
-      <w:tblPr>
-        <w:tblStyle w:val="TableGrid"/>
-        <w:tblW w:w="0" w:type="auto"/>
-        <w:jc w:val="center"/>
-        <w:tblLook w:val="04A0" w:firstRow="1" w:lastRow="0" w:firstColumn="1" w:lastColumn="0" w:noHBand="0" w:noVBand="1"/>
-      </w:tblPr>
-      <w:tblGrid>
-        <w:gridCol w:w="10166"/>
-      </w:tblGrid>
-      <w:tr>
-        <w:trPr>
-          <w:jc w:val="center"/>
-        </w:trPr>
-        <w:tc>
-          <w:tcPr>
-            <w:tcW w:w="10166" w:type="dxa"/>
-            <w:shd w:val="clear" w:color="auto" w:fill="0B1F4B"/>
-            <w:vAlign w:val="center"/>
-          </w:tcPr>
-          <w:p>
-            <w:r>
-              <w:rPr>
-                <w:rFonts w:ascii="Aptos" w:hAnsi="Aptos"/>
-                <w:b/>
-                <w:color w:val="FFFFFF"/>
-                <w:sz w:val="16"/>
-              </w:rPr>
-              <w:t>Version-control purpose</w:t>
-            </w:r>
-            <w:r>
-              <w:rPr>
-                <w:rFonts w:ascii="Aptos" w:hAnsi="Aptos"/>
-                <w:b/>
-                <w:color w:val="FFFFFF"/>
-                <w:sz w:val="16"/>
-              </w:rPr>
-              <w:br/>
-              <w:t>This document is intended to be committed as the c</w:t>
-            </w:r>
-            <w:r>
-              <w:rPr>
-                <w:rFonts w:ascii="Aptos" w:hAnsi="Aptos"/>
-                <w:b/>
-                <w:color w:val="FFFFFF"/>
-                <w:sz w:val="16"/>
-              </w:rPr>
-              <w:t>ombined Milestone 3 and Milestone 4 documentation artifact so the GitHub repository contains one consistent record of the Week 5–8 implementation scope.</w:t>
-            </w:r>
-          </w:p>
-        </w:tc>
-      </w:tr>
-    </w:tbl>
-    <w:p>
-      <w:pPr>
-        <w:spacing w:before="180" w:after="80"/>
-      </w:pPr>
-      <w:r>
-        <w:t>Appendix A — Core Business Mappings</w:t>
-      </w:r>
-    </w:p>
-    <w:tbl>
-      <w:tblPr>
-        <w:tblStyle w:val="TableGrid"/>
-        <w:tblW w:w="0" w:type="auto"/>
-        <w:jc w:val="center"/>
-        <w:tblLook w:val="04A0" w:firstRow="1" w:lastRow="0" w:firstColumn="1" w:lastColumn="0" w:noHBand="0" w:noVBand="1"/>
-      </w:tblPr>
-      <w:tblGrid>
-        <w:gridCol w:w="5083"/>
-        <w:gridCol w:w="5083"/>
-      </w:tblGrid>
-      <w:tr>
-        <w:trPr>
-          <w:jc w:val="center"/>
-        </w:trPr>
-        <w:tc>
-          <w:tcPr>
-            <w:tcW w:w="5083" w:type="dxa"/>
-            <w:shd w:val="clear" w:color="auto" w:fill="0B1F4B"/>
-            <w:vAlign w:val="center"/>
-          </w:tcPr>
-          <w:p>
-            <w:r>
-              <w:rPr>
-                <w:rFonts w:ascii="Aptos" w:hAnsi="Aptos"/>
-                <w:b/>
-                <w:color w:val="FFFFFF"/>
-                <w:sz w:val="16"/>
-              </w:rPr>
-              <w:t>Cluster</w:t>
-            </w:r>
-          </w:p>
-        </w:tc>
-        <w:tc>
-          <w:tcPr>
-            <w:tcW w:w="5083" w:type="dxa"/>
-            <w:shd w:val="clear" w:color="auto" w:fill="0B1F4B"/>
-            <w:vAlign w:val="center"/>
-          </w:tcPr>
-          <w:p>
-            <w:r>
-              <w:rPr>
-                <w:rFonts w:ascii="Aptos" w:hAnsi="Aptos"/>
-                <w:b/>
-                <w:color w:val="FFFFFF"/>
-                <w:sz w:val="16"/>
-              </w:rPr>
-              <w:t>Team</w:t>
-            </w:r>
-          </w:p>
-        </w:tc>
-      </w:tr>
-      <w:tr>
-        <w:trPr>
-          <w:jc w:val="center"/>
-        </w:trPr>
-        <w:tc>
-          <w:tcPr>
-            <w:tcW w:w="5083" w:type="dxa"/>
-            <w:vAlign w:val="center"/>
-          </w:tcPr>
-          <w:p>
-            <w:r>
-              <w:rPr>
-                <w:rFonts w:ascii="Aptos" w:hAnsi="Aptos"/>
-                <w:sz w:val="16"/>
-              </w:rPr>
-              <w:t>Security &amp; Access</w:t>
-            </w:r>
-          </w:p>
-        </w:tc>
-        <w:tc>
-          <w:tcPr>
-            <w:tcW w:w="5083" w:type="dxa"/>
-            <w:vAlign w:val="center"/>
-          </w:tcPr>
-          <w:p>
-            <w:r>
-              <w:rPr>
-                <w:rFonts w:ascii="Aptos" w:hAnsi="Aptos"/>
-                <w:sz w:val="16"/>
-              </w:rPr>
-              <w:t>Security Team</w:t>
-            </w:r>
-          </w:p>
-        </w:tc>
-      </w:tr>
-      <w:tr>
-        <w:trPr>
-          <w:jc w:val="center"/>
-        </w:trPr>
-        <w:tc>
-          <w:tcPr>
-            <w:tcW w:w="5083" w:type="dxa"/>
-            <w:shd w:val="clear" w:color="auto" w:fill="F7FAFD"/>
-            <w:vAlign w:val="center"/>
-          </w:tcPr>
-          <w:p>
-            <w:r>
-              <w:rPr>
-                <w:rFonts w:ascii="Aptos" w:hAnsi="Aptos"/>
-                <w:sz w:val="16"/>
-              </w:rPr>
-              <w:t xml:space="preserve">Account &amp; </w:t>
-            </w:r>
-            <w:r>
-              <w:rPr>
-                <w:rFonts w:ascii="Aptos" w:hAnsi="Aptos"/>
-                <w:sz w:val="16"/>
-              </w:rPr>
-              <w:t>Subscription</w:t>
-            </w:r>
-          </w:p>
-        </w:tc>
-        <w:tc>
-          <w:tcPr>
-            <w:tcW w:w="5083" w:type="dxa"/>
-            <w:shd w:val="clear" w:color="auto" w:fill="F7FAFD"/>
-            <w:vAlign w:val="center"/>
-          </w:tcPr>
-          <w:p>
-            <w:r>
-              <w:rPr>
-                <w:rFonts w:ascii="Aptos" w:hAnsi="Aptos"/>
-                <w:sz w:val="16"/>
-              </w:rPr>
-              <w:t>Account Management</w:t>
-            </w:r>
-          </w:p>
-        </w:tc>
-      </w:tr>
-      <w:tr>
-        <w:trPr>
-          <w:jc w:val="center"/>
-        </w:trPr>
-        <w:tc>
-          <w:tcPr>
-            <w:tcW w:w="5083" w:type="dxa"/>
-            <w:vAlign w:val="center"/>
-          </w:tcPr>
-          <w:p>
-            <w:r>
-              <w:rPr>
-                <w:rFonts w:ascii="Aptos" w:hAnsi="Aptos"/>
-                <w:sz w:val="16"/>
-              </w:rPr>
-              <w:t>Billing &amp; Refunds</w:t>
-            </w:r>
-          </w:p>
-        </w:tc>
-        <w:tc>
-          <w:tcPr>
-            <w:tcW w:w="5083" w:type="dxa"/>
-            <w:vAlign w:val="center"/>
-          </w:tcPr>
-          <w:p>
-            <w:r>
-              <w:rPr>
-                <w:rFonts w:ascii="Aptos" w:hAnsi="Aptos"/>
-                <w:sz w:val="16"/>
-              </w:rPr>
-              <w:t>Billing Support</w:t>
-            </w:r>
-          </w:p>
-        </w:tc>
-      </w:tr>
-      <w:tr>
-        <w:trPr>
-          <w:jc w:val="center"/>
-        </w:trPr>
-        <w:tc>
-          <w:tcPr>
-            <w:tcW w:w="5083" w:type="dxa"/>
-            <w:shd w:val="clear" w:color="auto" w:fill="F7FAFD"/>
-            <w:vAlign w:val="center"/>
-          </w:tcPr>
-          <w:p>
-            <w:r>
-              <w:rPr>
-                <w:rFonts w:ascii="Aptos" w:hAnsi="Aptos"/>
-                <w:sz w:val="16"/>
-              </w:rPr>
-              <w:t>Performance &amp; Data</w:t>
-            </w:r>
-          </w:p>
-        </w:tc>
-        <w:tc>
-          <w:tcPr>
-            <w:tcW w:w="5083" w:type="dxa"/>
-            <w:shd w:val="clear" w:color="auto" w:fill="F7FAFD"/>
-            <w:vAlign w:val="center"/>
-          </w:tcPr>
-          <w:p>
-            <w:r>
-              <w:rPr>
-                <w:rFonts w:ascii="Aptos" w:hAnsi="Aptos"/>
-                <w:sz w:val="16"/>
-              </w:rPr>
-              <w:t>Infrastructure Team</w:t>
-            </w:r>
-          </w:p>
-        </w:tc>
-      </w:tr>
-      <w:tr>
-        <w:trPr>
-          <w:jc w:val="center"/>
-        </w:trPr>
-        <w:tc>
-          <w:tcPr>
-            <w:tcW w:w="5083" w:type="dxa"/>
-            <w:vAlign w:val="center"/>
-          </w:tcPr>
-          <w:p>
-            <w:r>
-              <w:rPr>
-                <w:rFonts w:ascii="Aptos" w:hAnsi="Aptos"/>
-                <w:sz w:val="16"/>
-              </w:rPr>
-              <w:t>System Bugs</w:t>
-            </w:r>
-          </w:p>
-        </w:tc>
-        <w:tc>
-          <w:tcPr>
-            <w:tcW w:w="5083" w:type="dxa"/>
-            <w:vAlign w:val="center"/>
-          </w:tcPr>
-          <w:p>
-            <w:r>
-              <w:rPr>
-                <w:rFonts w:ascii="Aptos" w:hAnsi="Aptos"/>
-                <w:sz w:val="16"/>
-              </w:rPr>
-              <w:t>Development Team</w:t>
-            </w:r>
-          </w:p>
-        </w:tc>
-      </w:tr>
-      <w:tr>
-        <w:trPr>
-          <w:jc w:val="center"/>
-        </w:trPr>
-        <w:tc>
-          <w:tcPr>
-            <w:tcW w:w="5083" w:type="dxa"/>
-            <w:shd w:val="clear" w:color="auto" w:fill="F7FAFD"/>
-            <w:vAlign w:val="center"/>
-          </w:tcPr>
-          <w:p>
-            <w:r>
-              <w:rPr>
-                <w:rFonts w:ascii="Aptos" w:hAnsi="Aptos"/>
-                <w:sz w:val="16"/>
-              </w:rPr>
-              <w:t>Feature Requests</w:t>
-            </w:r>
-          </w:p>
-        </w:tc>
-        <w:tc>
-          <w:tcPr>
-            <w:tcW w:w="5083" w:type="dxa"/>
-            <w:shd w:val="clear" w:color="auto" w:fill="F7FAFD"/>
-            <w:vAlign w:val="center"/>
-          </w:tcPr>
-          <w:p>
-            <w:r>
-              <w:rPr>
-                <w:rFonts w:ascii="Aptos" w:hAnsi="Aptos"/>
-                <w:sz w:val="16"/>
-              </w:rPr>
-              <w:t>Product Team</w:t>
-            </w:r>
-          </w:p>
-        </w:tc>
-      </w:tr>
-    </w:tbl>
-    <w:p>
-      <w:pPr>
-        <w:spacing w:before="180" w:after="80"/>
-      </w:pPr>
-      <w:r>
-        <w:t>Appendix B — Documentation Status</w:t>
-      </w:r>
-    </w:p>
-    <w:p>
-      <w:pPr>
-        <w:spacing w:after="100" w:line="259" w:lineRule="auto"/>
-      </w:pPr>
-      <w:r>
-        <w:t>Milestone 3 — Week 5–6: documented.</w:t>
-      </w:r>
-    </w:p>
-    <w:p>
-      <w:pPr>
-        <w:spacing w:after="100" w:line="259" w:lineRule="auto"/>
-      </w:pPr>
-      <w:r>
-        <w:t xml:space="preserve">Milestone 4 — </w:t>
-      </w:r>
-      <w:r>
-        <w:t>Week 7–8: documented.</w:t>
-      </w:r>
-    </w:p>
-    <w:p>
-      <w:pPr>
-        <w:spacing w:after="100" w:line="259" w:lineRule="auto"/>
-      </w:pPr>
-      <w:r>
-        <w:t>Status: Ready for repository update and Git-based project handover.</w:t>
-      </w:r>
+        <w:pStyle w:val="NormalWeb"/>
+      </w:pPr>
+      <w:r>
+        <w:t xml:space="preserve">Overall, </w:t>
+      </w:r>
+      <w:proofErr w:type="spellStart"/>
+      <w:r>
+        <w:rPr>
+          <w:rStyle w:val="Strong"/>
+        </w:rPr>
+        <w:t>Supportlytics</w:t>
+      </w:r>
+      <w:proofErr w:type="spellEnd"/>
+      <w:r>
+        <w:rPr>
+          <w:rStyle w:val="Strong"/>
+        </w:rPr>
+        <w:t xml:space="preserve"> provides a scalable foundation for data-driven IT support performance management and continuous operational improvement.</w:t>
+      </w:r>
+      <w:bookmarkStart w:id="0" w:name="_GoBack"/>
+      <w:bookmarkEnd w:id="0"/>
     </w:p>
     <w:sectPr>
-      <w:headerReference w:type="default" r:id="rId10"/>
-      <w:footerReference w:type="default" r:id="rId11"/>
+      <w:headerReference w:type="default" r:id="rId17"/>
+      <w:footerReference w:type="default" r:id="rId18"/>
       <w:pgSz w:w="12240" w:h="15840"/>
       <w:pgMar w:top="1440" w:right="1080" w:bottom="1440" w:left="900" w:header="720" w:footer="720" w:gutter="0"/>
       <w:cols w:space="720"/>
@@ -11498,7 +9600,7 @@
       <w:rPr>
         <w:noProof/>
       </w:rPr>
-      <w:t>19</w:t>
+      <w:t>18</w:t>
     </w:r>
     <w:r>
       <w:fldChar w:fldCharType="end"/>
@@ -12396,6 +10498,27 @@
     <w:name w:val="Normal"/>
     <w:qFormat/>
   </w:style>
+  <w:style w:type="paragraph" w:styleId="Heading1">
+    <w:name w:val="heading 1"/>
+    <w:basedOn w:val="Normal"/>
+    <w:next w:val="Normal"/>
+    <w:link w:val="Heading1Char"/>
+    <w:uiPriority w:val="9"/>
+    <w:qFormat/>
+    <w:rsid w:val="0004203B"/>
+    <w:pPr>
+      <w:keepNext/>
+      <w:keepLines/>
+      <w:spacing w:before="240" w:after="0"/>
+      <w:outlineLvl w:val="0"/>
+    </w:pPr>
+    <w:rPr>
+      <w:rFonts w:asciiTheme="majorHAnsi" w:eastAsiaTheme="majorEastAsia" w:hAnsiTheme="majorHAnsi" w:cstheme="majorBidi"/>
+      <w:color w:val="2E74B5" w:themeColor="accent1" w:themeShade="BF"/>
+      <w:sz w:val="32"/>
+      <w:szCs w:val="32"/>
+    </w:rPr>
+  </w:style>
   <w:style w:type="paragraph" w:styleId="Heading2">
     <w:name w:val="heading 2"/>
     <w:basedOn w:val="Normal"/>
@@ -12626,6 +10749,19 @@
       <w:sz w:val="22"/>
       <w:szCs w:val="22"/>
       <w14:ligatures w14:val="none"/>
+    </w:rPr>
+  </w:style>
+  <w:style w:type="character" w:customStyle="1" w:styleId="Heading1Char">
+    <w:name w:val="Heading 1 Char"/>
+    <w:basedOn w:val="DefaultParagraphFont"/>
+    <w:link w:val="Heading1"/>
+    <w:uiPriority w:val="9"/>
+    <w:rsid w:val="0004203B"/>
+    <w:rPr>
+      <w:rFonts w:asciiTheme="majorHAnsi" w:eastAsiaTheme="majorEastAsia" w:hAnsiTheme="majorHAnsi" w:cstheme="majorBidi"/>
+      <w:color w:val="2E74B5" w:themeColor="accent1" w:themeShade="BF"/>
+      <w:sz w:val="32"/>
+      <w:szCs w:val="32"/>
     </w:rPr>
   </w:style>
 </w:styles>
@@ -12897,7 +11033,7 @@
 </file>
 
 <file path=customXml/itemProps1.xml><?xml version="1.0" encoding="utf-8"?>
-<ds:datastoreItem xmlns:ds="http://schemas.openxmlformats.org/officeDocument/2006/customXml" ds:itemID="{BB5A3C30-AFC7-4091-9FEA-4A9CB148BC6C}">
+<ds:datastoreItem xmlns:ds="http://schemas.openxmlformats.org/officeDocument/2006/customXml" ds:itemID="{9F6BE930-4E0F-4492-A442-429931E592D4}">
   <ds:schemaRefs>
     <ds:schemaRef ds:uri="http://schemas.openxmlformats.org/officeDocument/2006/bibliography"/>
   </ds:schemaRefs>
